--- a/Taylor/Java Angular/Taylor Pentz.docx
+++ b/Taylor/Java Angular/Taylor Pentz.docx
@@ -10,8 +10,9 @@
         <w:jc w:val="center"/>
         <w:rPr>
           <w:rFonts w:ascii="Times New Roman" w:eastAsia="Times New Roman" w:hAnsi="Times New Roman" w:cs="Times New Roman"/>
-          <w:sz w:val="24"/>
-          <w:szCs w:val="24"/>
+          <w:sz w:val="28"/>
+          <w:szCs w:val="24"/>
+          <w:u w:val="single"/>
         </w:rPr>
       </w:pPr>
       <w:r>
@@ -94,37 +95,33 @@
           <w:sz w:val="24"/>
           <w:szCs w:val="24"/>
         </w:rPr>
-        <w:t xml:space="preserve"> | 1601 Larkin, H</w:t>
-      </w:r>
-      <w:r>
-        <w:rPr>
-          <w:rFonts w:ascii="Times New Roman" w:eastAsia="Times New Roman" w:hAnsi="Times New Roman" w:cs="Times New Roman"/>
-          <w:sz w:val="24"/>
-          <w:szCs w:val="24"/>
-        </w:rPr>
-        <w:t>igh Point, NC | +1 8042860439</w:t>
-      </w:r>
-    </w:p>
-    <w:p>
-      <w:pPr>
-        <w:shd w:val="clear" w:color="auto" w:fill="DBE5F1" w:themeFill="accent1" w:themeFillTint="33"/>
-        <w:spacing w:after="0" w:line="240" w:lineRule="auto"/>
-        <w:contextualSpacing/>
-        <w:jc w:val="center"/>
-        <w:rPr>
-          <w:rFonts w:ascii="Times New Roman" w:eastAsia="Times New Roman" w:hAnsi="Times New Roman" w:cs="Times New Roman"/>
-          <w:sz w:val="28"/>
-          <w:szCs w:val="24"/>
-          <w:u w:val="single"/>
-        </w:rPr>
-      </w:pPr>
+        <w:t xml:space="preserve"> | 1601 Larkin, High Point, NC | </w:t>
+      </w:r>
+      <w:r>
+        <w:rPr>
+          <w:rFonts w:ascii="Times New Roman" w:eastAsia="Times New Roman" w:hAnsi="Times New Roman" w:cs="Times New Roman"/>
+          <w:sz w:val="24"/>
+          <w:szCs w:val="24"/>
+        </w:rPr>
+        <w:t>+1 (980) 981-4522</w:t>
+      </w:r>
+      <w:r>
+        <w:rPr>
+          <w:rFonts w:ascii="Times New Roman" w:eastAsia="Times New Roman" w:hAnsi="Times New Roman" w:cs="Times New Roman"/>
+          <w:sz w:val="24"/>
+          <w:szCs w:val="24"/>
+        </w:rPr>
+        <w:t xml:space="preserve"> </w:t>
+      </w:r>
       <w:r>
         <w:rPr>
           <w:rFonts w:ascii="Times New Roman" w:hAnsi="Times New Roman" w:cs="Times New Roman"/>
           <w:sz w:val="24"/>
         </w:rPr>
-        <w:t>https://www.linkedin.com/in/taylor-pentz-698a98381/</w:t>
-      </w:r>
+        <w:t>https://www.linkedin.com/in/taylor-pentz-10a92a3aa</w:t>
+      </w:r>
+      <w:bookmarkStart w:id="0" w:name="_GoBack"/>
+      <w:bookmarkEnd w:id="0"/>
     </w:p>
     <w:p>
       <w:pPr>
@@ -527,8 +524,6 @@
         </w:rPr>
         <w:t>Professional Experience</w:t>
       </w:r>
-      <w:bookmarkStart w:id="0" w:name="_GoBack"/>
-      <w:bookmarkEnd w:id="0"/>
     </w:p>
     <w:p>
       <w:pPr>
@@ -7219,7 +7214,7 @@
 </file>
 
 <file path=customXml/itemProps1.xml><?xml version="1.0" encoding="utf-8"?>
-<ds:datastoreItem xmlns:ds="http://schemas.openxmlformats.org/officeDocument/2006/customXml" ds:itemID="{60C0673E-13C6-4E2D-A89F-4A47E4956A54}">
+<ds:datastoreItem xmlns:ds="http://schemas.openxmlformats.org/officeDocument/2006/customXml" ds:itemID="{3352575F-6EE0-467A-84CA-A07E9C7A80FC}">
   <ds:schemaRefs>
     <ds:schemaRef ds:uri="http://schemas.openxmlformats.org/officeDocument/2006/bibliography"/>
   </ds:schemaRefs>

--- a/Taylor/Java Angular/Taylor Pentz.docx
+++ b/Taylor/Java Angular/Taylor Pentz.docx
@@ -118,7 +118,7 @@
           <w:rFonts w:ascii="Times New Roman" w:hAnsi="Times New Roman" w:cs="Times New Roman"/>
           <w:sz w:val="24"/>
         </w:rPr>
-        <w:t>https://www.linkedin.com/in/taylor-pentz-10a92a3aa</w:t>
+        <w:t>https://www.linkedin.com/in/taylor-p-b0389a3ba</w:t>
       </w:r>
       <w:bookmarkStart w:id="0" w:name="_GoBack"/>
       <w:bookmarkEnd w:id="0"/>
@@ -186,7 +186,7 @@
           <w:sz w:val="24"/>
           <w:szCs w:val="24"/>
         </w:rPr>
-        <w:t xml:space="preserve">Java, Angular, Spring Boot, </w:t>
+        <w:t xml:space="preserve">Java, Angular, Spring Boot, RESTful APIs, and </w:t>
       </w:r>
       <w:proofErr w:type="spellStart"/>
       <w:r>
@@ -197,9 +197,17 @@
           <w:sz w:val="24"/>
           <w:szCs w:val="24"/>
         </w:rPr>
-        <w:t>RESTful</w:t>
+        <w:t>microservices</w:t>
       </w:r>
       <w:proofErr w:type="spellEnd"/>
+      <w:r>
+        <w:rPr>
+          <w:rFonts w:ascii="Times New Roman" w:eastAsia="Times New Roman" w:hAnsi="Times New Roman" w:cs="Times New Roman"/>
+          <w:sz w:val="24"/>
+          <w:szCs w:val="24"/>
+        </w:rPr>
+        <w:t xml:space="preserve">, experienced in delivering enterprise-grade software solutions across cloud-native and distributed systems. Skilled in optimizing performance, designing scalable architectures, and integrating modern DevOps practices with </w:t>
+      </w:r>
       <w:r>
         <w:rPr>
           <w:rFonts w:ascii="Times New Roman" w:eastAsia="Times New Roman" w:hAnsi="Times New Roman" w:cs="Times New Roman"/>
@@ -208,90 +216,8 @@
           <w:sz w:val="24"/>
           <w:szCs w:val="24"/>
         </w:rPr>
-        <w:t xml:space="preserve"> APIs, and </w:t>
-      </w:r>
-      <w:proofErr w:type="spellStart"/>
-      <w:r>
-        <w:rPr>
-          <w:rFonts w:ascii="Times New Roman" w:eastAsia="Times New Roman" w:hAnsi="Times New Roman" w:cs="Times New Roman"/>
-          <w:b/>
-          <w:bCs/>
-          <w:sz w:val="24"/>
-          <w:szCs w:val="24"/>
-        </w:rPr>
-        <w:t>microservices</w:t>
-      </w:r>
-      <w:proofErr w:type="spellEnd"/>
-      <w:r>
-        <w:rPr>
-          <w:rFonts w:ascii="Times New Roman" w:eastAsia="Times New Roman" w:hAnsi="Times New Roman" w:cs="Times New Roman"/>
-          <w:sz w:val="24"/>
-          <w:szCs w:val="24"/>
-        </w:rPr>
-        <w:t xml:space="preserve">, experienced in delivering enterprise-grade software solutions across cloud-native and distributed systems. Skilled in optimizing performance, designing scalable architectures, and integrating modern </w:t>
-      </w:r>
-      <w:proofErr w:type="spellStart"/>
-      <w:r>
-        <w:rPr>
-          <w:rFonts w:ascii="Times New Roman" w:eastAsia="Times New Roman" w:hAnsi="Times New Roman" w:cs="Times New Roman"/>
-          <w:sz w:val="24"/>
-          <w:szCs w:val="24"/>
-        </w:rPr>
-        <w:t>DevOps</w:t>
-      </w:r>
-      <w:proofErr w:type="spellEnd"/>
-      <w:r>
-        <w:rPr>
-          <w:rFonts w:ascii="Times New Roman" w:eastAsia="Times New Roman" w:hAnsi="Times New Roman" w:cs="Times New Roman"/>
-          <w:sz w:val="24"/>
-          <w:szCs w:val="24"/>
-        </w:rPr>
-        <w:t xml:space="preserve"> practices with </w:t>
-      </w:r>
-      <w:r>
-        <w:rPr>
-          <w:rFonts w:ascii="Times New Roman" w:eastAsia="Times New Roman" w:hAnsi="Times New Roman" w:cs="Times New Roman"/>
-          <w:b/>
-          <w:bCs/>
-          <w:sz w:val="24"/>
-          <w:szCs w:val="24"/>
-        </w:rPr>
-        <w:t xml:space="preserve">AWS, GCP, </w:t>
-      </w:r>
-      <w:proofErr w:type="spellStart"/>
-      <w:r>
-        <w:rPr>
-          <w:rFonts w:ascii="Times New Roman" w:eastAsia="Times New Roman" w:hAnsi="Times New Roman" w:cs="Times New Roman"/>
-          <w:b/>
-          <w:bCs/>
-          <w:sz w:val="24"/>
-          <w:szCs w:val="24"/>
-        </w:rPr>
-        <w:t>Docker</w:t>
-      </w:r>
-      <w:proofErr w:type="spellEnd"/>
-      <w:r>
-        <w:rPr>
-          <w:rFonts w:ascii="Times New Roman" w:eastAsia="Times New Roman" w:hAnsi="Times New Roman" w:cs="Times New Roman"/>
-          <w:b/>
-          <w:bCs/>
-          <w:sz w:val="24"/>
-          <w:szCs w:val="24"/>
-        </w:rPr>
-        <w:t xml:space="preserve">, SQL, and </w:t>
-      </w:r>
-      <w:proofErr w:type="spellStart"/>
-      <w:r>
-        <w:rPr>
-          <w:rFonts w:ascii="Times New Roman" w:eastAsia="Times New Roman" w:hAnsi="Times New Roman" w:cs="Times New Roman"/>
-          <w:b/>
-          <w:bCs/>
-          <w:sz w:val="24"/>
-          <w:szCs w:val="24"/>
-        </w:rPr>
-        <w:t>NoSQL</w:t>
-      </w:r>
-      <w:proofErr w:type="spellEnd"/>
+        <w:t>AWS, GCP, Docker, SQL, and NoSQL</w:t>
+      </w:r>
       <w:r>
         <w:rPr>
           <w:rFonts w:ascii="Times New Roman" w:eastAsia="Times New Roman" w:hAnsi="Times New Roman" w:cs="Times New Roman"/>
@@ -411,40 +337,10 @@
         <w:rPr>
           <w:rStyle w:val="Strong"/>
         </w:rPr>
-        <w:t xml:space="preserve">Cloud &amp; </w:t>
-      </w:r>
-      <w:proofErr w:type="spellStart"/>
-      <w:r>
-        <w:rPr>
-          <w:rStyle w:val="Strong"/>
-        </w:rPr>
-        <w:t>DevOps</w:t>
-      </w:r>
-      <w:proofErr w:type="spellEnd"/>
-      <w:r>
-        <w:rPr>
-          <w:rStyle w:val="Strong"/>
-        </w:rPr>
-        <w:t>:</w:t>
-      </w:r>
-      <w:r>
-        <w:t xml:space="preserve"> AWS, GCP, </w:t>
-      </w:r>
-      <w:proofErr w:type="spellStart"/>
-      <w:r>
-        <w:t>Docker</w:t>
-      </w:r>
-      <w:proofErr w:type="spellEnd"/>
-      <w:r>
-        <w:t xml:space="preserve">, </w:t>
-      </w:r>
-      <w:proofErr w:type="spellStart"/>
-      <w:r>
-        <w:t>Kubernetes</w:t>
-      </w:r>
-      <w:proofErr w:type="spellEnd"/>
-      <w:r>
-        <w:t>, Jenkins, CI/CD pipelines</w:t>
+        <w:t>Cloud &amp; DevOps:</w:t>
+      </w:r>
+      <w:r>
+        <w:t xml:space="preserve"> AWS, GCP, Docker, Kubernetes, Jenkins, CI/CD pipelines</w:t>
       </w:r>
     </w:p>
     <w:p>
@@ -463,39 +359,15 @@
         <w:t>Databases:</w:t>
       </w:r>
       <w:r>
-        <w:t xml:space="preserve"> </w:t>
+        <w:t xml:space="preserve"> PostgreSQL, MySQL, MongoDB, Cassandra, </w:t>
       </w:r>
       <w:proofErr w:type="spellStart"/>
       <w:r>
-        <w:t>PostgreSQL</w:t>
+        <w:t>Redis</w:t>
       </w:r>
       <w:proofErr w:type="spellEnd"/>
       <w:r>
-        <w:t xml:space="preserve">, MySQL, </w:t>
-      </w:r>
-      <w:proofErr w:type="spellStart"/>
-      <w:r>
-        <w:t>MongoDB</w:t>
-      </w:r>
-      <w:proofErr w:type="spellEnd"/>
-      <w:r>
-        <w:t xml:space="preserve">, Cassandra, </w:t>
-      </w:r>
-      <w:proofErr w:type="spellStart"/>
-      <w:r>
-        <w:t>Redis</w:t>
-      </w:r>
-      <w:proofErr w:type="spellEnd"/>
-      <w:r>
-        <w:t xml:space="preserve"> (SQL + </w:t>
-      </w:r>
-      <w:proofErr w:type="spellStart"/>
-      <w:r>
-        <w:t>NoSQL</w:t>
-      </w:r>
-      <w:proofErr w:type="spellEnd"/>
-      <w:r>
-        <w:t>)</w:t>
+        <w:t xml:space="preserve"> (SQL + NoSQL)</w:t>
       </w:r>
     </w:p>
     <w:p>
@@ -658,25 +530,7 @@
           <w:sz w:val="24"/>
           <w:szCs w:val="24"/>
         </w:rPr>
-        <w:t xml:space="preserve"> in Java Spring Boot integrated with SQL and </w:t>
-      </w:r>
-      <w:proofErr w:type="spellStart"/>
-      <w:r>
-        <w:rPr>
-          <w:rFonts w:ascii="Times New Roman" w:eastAsia="Times New Roman" w:hAnsi="Times New Roman" w:cs="Times New Roman"/>
-          <w:sz w:val="24"/>
-          <w:szCs w:val="24"/>
-        </w:rPr>
-        <w:t>NoSQL</w:t>
-      </w:r>
-      <w:proofErr w:type="spellEnd"/>
-      <w:r>
-        <w:rPr>
-          <w:rFonts w:ascii="Times New Roman" w:eastAsia="Times New Roman" w:hAnsi="Times New Roman" w:cs="Times New Roman"/>
-          <w:sz w:val="24"/>
-          <w:szCs w:val="24"/>
-        </w:rPr>
-        <w:t xml:space="preserve"> databases, streamlining data flow, enabling high availability, and reducing query latency in distributed environments.</w:t>
+        <w:t xml:space="preserve"> in Java Spring Boot integrated with SQL and NoSQL databases, streamlining data flow, enabling high availability, and reducing query latency in distributed environments.</w:t>
       </w:r>
     </w:p>
     <w:p>
@@ -718,43 +572,7 @@
           <w:sz w:val="24"/>
           <w:szCs w:val="24"/>
         </w:rPr>
-        <w:t xml:space="preserve"> using </w:t>
-      </w:r>
-      <w:proofErr w:type="spellStart"/>
-      <w:r>
-        <w:rPr>
-          <w:rFonts w:ascii="Times New Roman" w:eastAsia="Times New Roman" w:hAnsi="Times New Roman" w:cs="Times New Roman"/>
-          <w:sz w:val="24"/>
-          <w:szCs w:val="24"/>
-        </w:rPr>
-        <w:t>Docker</w:t>
-      </w:r>
-      <w:proofErr w:type="spellEnd"/>
-      <w:r>
-        <w:rPr>
-          <w:rFonts w:ascii="Times New Roman" w:eastAsia="Times New Roman" w:hAnsi="Times New Roman" w:cs="Times New Roman"/>
-          <w:sz w:val="24"/>
-          <w:szCs w:val="24"/>
-        </w:rPr>
-        <w:t xml:space="preserve"> containers and </w:t>
-      </w:r>
-      <w:proofErr w:type="spellStart"/>
-      <w:r>
-        <w:rPr>
-          <w:rFonts w:ascii="Times New Roman" w:eastAsia="Times New Roman" w:hAnsi="Times New Roman" w:cs="Times New Roman"/>
-          <w:sz w:val="24"/>
-          <w:szCs w:val="24"/>
-        </w:rPr>
-        <w:t>Kubernetes</w:t>
-      </w:r>
-      <w:proofErr w:type="spellEnd"/>
-      <w:r>
-        <w:rPr>
-          <w:rFonts w:ascii="Times New Roman" w:eastAsia="Times New Roman" w:hAnsi="Times New Roman" w:cs="Times New Roman"/>
-          <w:sz w:val="24"/>
-          <w:szCs w:val="24"/>
-        </w:rPr>
-        <w:t xml:space="preserve"> orchestration, ensuring efficient deployments, enhanced scalability, and zero-downtime releases.</w:t>
+        <w:t xml:space="preserve"> using Docker containers and Kubernetes orchestration, ensuring efficient deployments, enhanced scalability, and zero-downtime releases.</w:t>
       </w:r>
     </w:p>
     <w:p>
@@ -778,43 +596,7 @@
           <w:sz w:val="24"/>
           <w:szCs w:val="24"/>
         </w:rPr>
-        <w:t xml:space="preserve">Optimized SQL queries in </w:t>
-      </w:r>
-      <w:proofErr w:type="spellStart"/>
-      <w:r>
-        <w:rPr>
-          <w:rFonts w:ascii="Times New Roman" w:eastAsia="Times New Roman" w:hAnsi="Times New Roman" w:cs="Times New Roman"/>
-          <w:sz w:val="24"/>
-          <w:szCs w:val="24"/>
-        </w:rPr>
-        <w:t>PostgreSQL</w:t>
-      </w:r>
-      <w:proofErr w:type="spellEnd"/>
-      <w:r>
-        <w:rPr>
-          <w:rFonts w:ascii="Times New Roman" w:eastAsia="Times New Roman" w:hAnsi="Times New Roman" w:cs="Times New Roman"/>
-          <w:sz w:val="24"/>
-          <w:szCs w:val="24"/>
-        </w:rPr>
-        <w:t xml:space="preserve"> and created advanced </w:t>
-      </w:r>
-      <w:proofErr w:type="spellStart"/>
-      <w:r>
-        <w:rPr>
-          <w:rFonts w:ascii="Times New Roman" w:eastAsia="Times New Roman" w:hAnsi="Times New Roman" w:cs="Times New Roman"/>
-          <w:sz w:val="24"/>
-          <w:szCs w:val="24"/>
-        </w:rPr>
-        <w:t>MongoDB</w:t>
-      </w:r>
-      <w:proofErr w:type="spellEnd"/>
-      <w:r>
-        <w:rPr>
-          <w:rFonts w:ascii="Times New Roman" w:eastAsia="Times New Roman" w:hAnsi="Times New Roman" w:cs="Times New Roman"/>
-          <w:sz w:val="24"/>
-          <w:szCs w:val="24"/>
-        </w:rPr>
-        <w:t xml:space="preserve"> indexing strategies, resulting in improved data retrieval performance for analytics-heavy modules.</w:t>
+        <w:t>Optimized SQL queries in PostgreSQL and created advanced MongoDB indexing strategies, resulting in improved data retrieval performance for analytics-heavy modules.</w:t>
       </w:r>
     </w:p>
     <w:p>
@@ -880,7 +662,7 @@
           <w:sz w:val="24"/>
           <w:szCs w:val="24"/>
         </w:rPr>
-        <w:t xml:space="preserve">Designed </w:t>
+        <w:t xml:space="preserve">Designed RESTful APIs and </w:t>
       </w:r>
       <w:proofErr w:type="spellStart"/>
       <w:r>
@@ -889,7 +671,7 @@
           <w:sz w:val="24"/>
           <w:szCs w:val="24"/>
         </w:rPr>
-        <w:t>RESTful</w:t>
+        <w:t>GraphQL</w:t>
       </w:r>
       <w:proofErr w:type="spellEnd"/>
       <w:r>
@@ -898,43 +680,7 @@
           <w:sz w:val="24"/>
           <w:szCs w:val="24"/>
         </w:rPr>
-        <w:t xml:space="preserve"> APIs and </w:t>
-      </w:r>
-      <w:proofErr w:type="spellStart"/>
-      <w:r>
-        <w:rPr>
-          <w:rFonts w:ascii="Times New Roman" w:eastAsia="Times New Roman" w:hAnsi="Times New Roman" w:cs="Times New Roman"/>
-          <w:sz w:val="24"/>
-          <w:szCs w:val="24"/>
-        </w:rPr>
-        <w:t>GraphQL</w:t>
-      </w:r>
-      <w:proofErr w:type="spellEnd"/>
-      <w:r>
-        <w:rPr>
-          <w:rFonts w:ascii="Times New Roman" w:eastAsia="Times New Roman" w:hAnsi="Times New Roman" w:cs="Times New Roman"/>
-          <w:sz w:val="24"/>
-          <w:szCs w:val="24"/>
-        </w:rPr>
-        <w:t xml:space="preserve"> endpoints for secure integration with external partners, ensuring compliance with </w:t>
-      </w:r>
-      <w:proofErr w:type="spellStart"/>
-      <w:r>
-        <w:rPr>
-          <w:rFonts w:ascii="Times New Roman" w:eastAsia="Times New Roman" w:hAnsi="Times New Roman" w:cs="Times New Roman"/>
-          <w:sz w:val="24"/>
-          <w:szCs w:val="24"/>
-        </w:rPr>
-        <w:t>OAuth</w:t>
-      </w:r>
-      <w:proofErr w:type="spellEnd"/>
-      <w:r>
-        <w:rPr>
-          <w:rFonts w:ascii="Times New Roman" w:eastAsia="Times New Roman" w:hAnsi="Times New Roman" w:cs="Times New Roman"/>
-          <w:sz w:val="24"/>
-          <w:szCs w:val="24"/>
-        </w:rPr>
-        <w:t xml:space="preserve"> 2.0 and JWT authentication flows.</w:t>
+        <w:t xml:space="preserve"> endpoints for secure integration with external partners, ensuring compliance with OAuth 2.0 and JWT authentication flows.</w:t>
       </w:r>
     </w:p>
     <w:p>
@@ -958,25 +704,7 @@
           <w:sz w:val="24"/>
           <w:szCs w:val="24"/>
         </w:rPr>
-        <w:t xml:space="preserve">Established CI/CD pipelines with Jenkins and </w:t>
-      </w:r>
-      <w:proofErr w:type="spellStart"/>
-      <w:r>
-        <w:rPr>
-          <w:rFonts w:ascii="Times New Roman" w:eastAsia="Times New Roman" w:hAnsi="Times New Roman" w:cs="Times New Roman"/>
-          <w:sz w:val="24"/>
-          <w:szCs w:val="24"/>
-        </w:rPr>
-        <w:t>GitHub</w:t>
-      </w:r>
-      <w:proofErr w:type="spellEnd"/>
-      <w:r>
-        <w:rPr>
-          <w:rFonts w:ascii="Times New Roman" w:eastAsia="Times New Roman" w:hAnsi="Times New Roman" w:cs="Times New Roman"/>
-          <w:sz w:val="24"/>
-          <w:szCs w:val="24"/>
-        </w:rPr>
-        <w:t xml:space="preserve"> Actions, integrating automated testing, container builds, and cloud deployments for faster release cycles.</w:t>
+        <w:t>Established CI/CD pipelines with Jenkins and GitHub Actions, integrating automated testing, container builds, and cloud deployments for faster release cycles.</w:t>
       </w:r>
     </w:p>
     <w:p>
@@ -1000,25 +728,7 @@
           <w:sz w:val="24"/>
           <w:szCs w:val="24"/>
         </w:rPr>
-        <w:t xml:space="preserve">Collaborated with cross-functional teams including product managers, UX designers, and </w:t>
-      </w:r>
-      <w:proofErr w:type="spellStart"/>
-      <w:r>
-        <w:rPr>
-          <w:rFonts w:ascii="Times New Roman" w:eastAsia="Times New Roman" w:hAnsi="Times New Roman" w:cs="Times New Roman"/>
-          <w:sz w:val="24"/>
-          <w:szCs w:val="24"/>
-        </w:rPr>
-        <w:t>DevOps</w:t>
-      </w:r>
-      <w:proofErr w:type="spellEnd"/>
-      <w:r>
-        <w:rPr>
-          <w:rFonts w:ascii="Times New Roman" w:eastAsia="Times New Roman" w:hAnsi="Times New Roman" w:cs="Times New Roman"/>
-          <w:sz w:val="24"/>
-          <w:szCs w:val="24"/>
-        </w:rPr>
-        <w:t xml:space="preserve"> engineers to deliver features aligned with evolving business requirements.</w:t>
+        <w:t>Collaborated with cross-functional teams including product managers, UX designers, and DevOps engineers to deliver features aligned with evolving business requirements.</w:t>
       </w:r>
     </w:p>
     <w:p>
@@ -1196,7 +906,6 @@
         </w:rPr>
         <w:t xml:space="preserve"> and </w:t>
       </w:r>
-      <w:proofErr w:type="spellStart"/>
       <w:r>
         <w:rPr>
           <w:rFonts w:ascii="Times New Roman" w:eastAsia="Times New Roman" w:hAnsi="Times New Roman" w:cs="Times New Roman"/>
@@ -1205,40 +914,7 @@
           <w:sz w:val="24"/>
           <w:szCs w:val="24"/>
         </w:rPr>
-        <w:t>MongoDB</w:t>
-      </w:r>
-      <w:proofErr w:type="spellEnd"/>
-      <w:r>
-        <w:rPr>
-          <w:rFonts w:ascii="Times New Roman" w:eastAsia="Times New Roman" w:hAnsi="Times New Roman" w:cs="Times New Roman"/>
-          <w:b/>
-          <w:bCs/>
-          <w:sz w:val="24"/>
-          <w:szCs w:val="24"/>
-        </w:rPr>
-        <w:t xml:space="preserve"> clusters for </w:t>
-      </w:r>
-      <w:proofErr w:type="spellStart"/>
-      <w:r>
-        <w:rPr>
-          <w:rFonts w:ascii="Times New Roman" w:eastAsia="Times New Roman" w:hAnsi="Times New Roman" w:cs="Times New Roman"/>
-          <w:b/>
-          <w:bCs/>
-          <w:sz w:val="24"/>
-          <w:szCs w:val="24"/>
-        </w:rPr>
-        <w:t>NoSQL</w:t>
-      </w:r>
-      <w:proofErr w:type="spellEnd"/>
-      <w:r>
-        <w:rPr>
-          <w:rFonts w:ascii="Times New Roman" w:eastAsia="Times New Roman" w:hAnsi="Times New Roman" w:cs="Times New Roman"/>
-          <w:b/>
-          <w:bCs/>
-          <w:sz w:val="24"/>
-          <w:szCs w:val="24"/>
-        </w:rPr>
-        <w:t xml:space="preserve"> storage</w:t>
+        <w:t>MongoDB clusters for NoSQL storage</w:t>
       </w:r>
       <w:r>
         <w:rPr>
@@ -1270,25 +946,7 @@
           <w:sz w:val="24"/>
           <w:szCs w:val="24"/>
         </w:rPr>
-        <w:t xml:space="preserve">Deployed containerized services via </w:t>
-      </w:r>
-      <w:proofErr w:type="spellStart"/>
-      <w:r>
-        <w:rPr>
-          <w:rFonts w:ascii="Times New Roman" w:eastAsia="Times New Roman" w:hAnsi="Times New Roman" w:cs="Times New Roman"/>
-          <w:sz w:val="24"/>
-          <w:szCs w:val="24"/>
-        </w:rPr>
-        <w:t>Docker</w:t>
-      </w:r>
-      <w:proofErr w:type="spellEnd"/>
-      <w:r>
-        <w:rPr>
-          <w:rFonts w:ascii="Times New Roman" w:eastAsia="Times New Roman" w:hAnsi="Times New Roman" w:cs="Times New Roman"/>
-          <w:sz w:val="24"/>
-          <w:szCs w:val="24"/>
-        </w:rPr>
-        <w:t>, standardizing builds and minimizing environment inconsistencies across development, staging, and production pipelines.</w:t>
+        <w:t>Deployed containerized services via Docker, standardizing builds and minimizing environment inconsistencies across development, staging, and production pipelines.</w:t>
       </w:r>
     </w:p>
     <w:p>
@@ -1629,15 +1287,7 @@
         <w:jc w:val="both"/>
       </w:pPr>
       <w:r>
-        <w:t xml:space="preserve">Optimized SQL schemas in MySQL and </w:t>
-      </w:r>
-      <w:proofErr w:type="spellStart"/>
-      <w:r>
-        <w:t>PostgreSQL</w:t>
-      </w:r>
-      <w:proofErr w:type="spellEnd"/>
-      <w:r>
-        <w:t xml:space="preserve"> and implemented partitioning strategies, improving query execution speed and storage efficiency.</w:t>
+        <w:t>Optimized SQL schemas in MySQL and PostgreSQL and implemented partitioning strategies, improving query execution speed and storage efficiency.</w:t>
       </w:r>
     </w:p>
     <w:p>
@@ -1650,23 +1300,7 @@
         <w:jc w:val="both"/>
       </w:pPr>
       <w:r>
-        <w:t xml:space="preserve">Integrated </w:t>
-      </w:r>
-      <w:proofErr w:type="spellStart"/>
-      <w:r>
-        <w:t>NoSQL</w:t>
-      </w:r>
-      <w:proofErr w:type="spellEnd"/>
-      <w:r>
-        <w:t xml:space="preserve"> databases like </w:t>
-      </w:r>
-      <w:proofErr w:type="spellStart"/>
-      <w:r>
-        <w:t>MongoDB</w:t>
-      </w:r>
-      <w:proofErr w:type="spellEnd"/>
-      <w:r>
-        <w:t xml:space="preserve"> for unstructured data storage, improving analytics processing for client-driven insights.</w:t>
+        <w:t>Integrated NoSQL databases like MongoDB for unstructured data storage, improving analytics processing for client-driven insights.</w:t>
       </w:r>
     </w:p>
     <w:p>
@@ -1805,25 +1439,7 @@
           <w:sz w:val="24"/>
           <w:szCs w:val="24"/>
         </w:rPr>
-        <w:t xml:space="preserve">Contributed to enterprise web application modules using </w:t>
-      </w:r>
-      <w:proofErr w:type="spellStart"/>
-      <w:r>
-        <w:rPr>
-          <w:rFonts w:ascii="Times New Roman" w:eastAsia="Times New Roman" w:hAnsi="Times New Roman" w:cs="Times New Roman"/>
-          <w:sz w:val="24"/>
-          <w:szCs w:val="24"/>
-        </w:rPr>
-        <w:t>AngularJS</w:t>
-      </w:r>
-      <w:proofErr w:type="spellEnd"/>
-      <w:r>
-        <w:rPr>
-          <w:rFonts w:ascii="Times New Roman" w:eastAsia="Times New Roman" w:hAnsi="Times New Roman" w:cs="Times New Roman"/>
-          <w:sz w:val="24"/>
-          <w:szCs w:val="24"/>
-        </w:rPr>
-        <w:t xml:space="preserve"> and Java </w:t>
+        <w:t xml:space="preserve">Contributed to enterprise web application modules using AngularJS and Java </w:t>
       </w:r>
       <w:proofErr w:type="spellStart"/>
       <w:r>
@@ -2159,25 +1775,7 @@
           <w:sz w:val="24"/>
           <w:szCs w:val="24"/>
         </w:rPr>
-        <w:t xml:space="preserve"> Built a real-time Angular dashboard integrating Java APIs with SQL + </w:t>
-      </w:r>
-      <w:proofErr w:type="spellStart"/>
-      <w:r>
-        <w:rPr>
-          <w:rFonts w:ascii="Times New Roman" w:eastAsia="Times New Roman" w:hAnsi="Times New Roman" w:cs="Times New Roman"/>
-          <w:sz w:val="24"/>
-          <w:szCs w:val="24"/>
-        </w:rPr>
-        <w:t>NoSQL</w:t>
-      </w:r>
-      <w:proofErr w:type="spellEnd"/>
-      <w:r>
-        <w:rPr>
-          <w:rFonts w:ascii="Times New Roman" w:eastAsia="Times New Roman" w:hAnsi="Times New Roman" w:cs="Times New Roman"/>
-          <w:sz w:val="24"/>
-          <w:szCs w:val="24"/>
-        </w:rPr>
-        <w:t xml:space="preserve"> </w:t>
+        <w:t xml:space="preserve"> Built a real-time Angular dashboard integrating Java APIs with SQL + NoSQL </w:t>
       </w:r>
       <w:proofErr w:type="spellStart"/>
       <w:r>
@@ -2344,7 +1942,6 @@
           <w:szCs w:val="24"/>
         </w:rPr>
       </w:pPr>
-      <w:proofErr w:type="spellStart"/>
       <w:r>
         <w:rPr>
           <w:rFonts w:ascii="Times New Roman" w:eastAsia="Times New Roman" w:hAnsi="Times New Roman" w:cs="Times New Roman"/>
@@ -2353,18 +1950,7 @@
           <w:sz w:val="24"/>
           <w:szCs w:val="24"/>
         </w:rPr>
-        <w:t>Docker</w:t>
-      </w:r>
-      <w:proofErr w:type="spellEnd"/>
-      <w:r>
-        <w:rPr>
-          <w:rFonts w:ascii="Times New Roman" w:eastAsia="Times New Roman" w:hAnsi="Times New Roman" w:cs="Times New Roman"/>
-          <w:b/>
-          <w:bCs/>
-          <w:sz w:val="24"/>
-          <w:szCs w:val="24"/>
-        </w:rPr>
-        <w:t xml:space="preserve"> Certified Associate (DCA)</w:t>
+        <w:t>Docker Certified Associate (DCA)</w:t>
       </w:r>
     </w:p>
     <w:p>
@@ -7214,7 +6800,7 @@
 </file>
 
 <file path=customXml/itemProps1.xml><?xml version="1.0" encoding="utf-8"?>
-<ds:datastoreItem xmlns:ds="http://schemas.openxmlformats.org/officeDocument/2006/customXml" ds:itemID="{3352575F-6EE0-467A-84CA-A07E9C7A80FC}">
+<ds:datastoreItem xmlns:ds="http://schemas.openxmlformats.org/officeDocument/2006/customXml" ds:itemID="{C1513580-283E-44BE-9618-641816CE72AB}">
   <ds:schemaRefs>
     <ds:schemaRef ds:uri="http://schemas.openxmlformats.org/officeDocument/2006/bibliography"/>
   </ds:schemaRefs>

--- a/Taylor/Java Angular/Taylor Pentz.docx
+++ b/Taylor/Java Angular/Taylor Pentz.docx
@@ -15,6 +15,8 @@
           <w:u w:val="single"/>
         </w:rPr>
       </w:pPr>
+      <w:bookmarkStart w:id="0" w:name="_GoBack"/>
+      <w:bookmarkEnd w:id="0"/>
       <w:r>
         <w:rPr>
           <w:rFonts w:ascii="Stencil" w:eastAsia="Times New Roman" w:hAnsi="Stencil" w:cs="Times New Roman"/>
@@ -54,20 +56,10 @@
           <w:rFonts w:ascii="Arial Black" w:eastAsia="Times New Roman" w:hAnsi="Arial Black" w:cs="Times New Roman"/>
           <w:b/>
           <w:bCs/>
-          <w:sz w:val="32"/>
+          <w:sz w:val="24"/>
           <w:szCs w:val="32"/>
         </w:rPr>
-        <w:t>Senior Software</w:t>
-      </w:r>
-      <w:r>
-        <w:rPr>
-          <w:rFonts w:ascii="Arial Black" w:eastAsia="Times New Roman" w:hAnsi="Arial Black" w:cs="Times New Roman"/>
-          <w:b/>
-          <w:bCs/>
-          <w:sz w:val="32"/>
-          <w:szCs w:val="32"/>
-        </w:rPr>
-        <w:t xml:space="preserve"> Engineer</w:t>
+        <w:t>Senior Software Engineer — Java • Spring Boot • Angular • Cloud-Native Systems</w:t>
       </w:r>
       <w:r>
         <w:rPr>
@@ -120,8 +112,6 @@
         </w:rPr>
         <w:t>https://www.linkedin.com/in/taylor-p-b0389a3ba</w:t>
       </w:r>
-      <w:bookmarkStart w:id="0" w:name="_GoBack"/>
-      <w:bookmarkEnd w:id="0"/>
     </w:p>
     <w:p>
       <w:pPr>
@@ -166,65 +156,97 @@
         <w:jc w:val="both"/>
         <w:rPr>
           <w:rFonts w:ascii="Times New Roman" w:eastAsia="Times New Roman" w:hAnsi="Times New Roman" w:cs="Times New Roman"/>
+          <w:sz w:val="28"/>
+          <w:szCs w:val="24"/>
+        </w:rPr>
+      </w:pPr>
+      <w:r>
+        <w:rPr>
+          <w:rFonts w:ascii="Times New Roman" w:hAnsi="Times New Roman" w:cs="Times New Roman"/>
           <w:sz w:val="24"/>
-          <w:szCs w:val="24"/>
-        </w:rPr>
-      </w:pPr>
-      <w:r>
-        <w:rPr>
-          <w:rFonts w:ascii="Times New Roman" w:eastAsia="Times New Roman" w:hAnsi="Times New Roman" w:cs="Times New Roman"/>
+        </w:rPr>
+        <w:t xml:space="preserve">Senior Software Engineer with 10+ years in SaaS, </w:t>
+      </w:r>
+      <w:proofErr w:type="spellStart"/>
+      <w:r>
+        <w:rPr>
+          <w:rFonts w:ascii="Times New Roman" w:hAnsi="Times New Roman" w:cs="Times New Roman"/>
           <w:sz w:val="24"/>
-          <w:szCs w:val="24"/>
-        </w:rPr>
-        <w:t xml:space="preserve">Versatile Senior Software Engineer with deep expertise in </w:t>
-      </w:r>
-      <w:r>
-        <w:rPr>
-          <w:rFonts w:ascii="Times New Roman" w:eastAsia="Times New Roman" w:hAnsi="Times New Roman" w:cs="Times New Roman"/>
+        </w:rPr>
+        <w:t>fintech</w:t>
+      </w:r>
+      <w:proofErr w:type="spellEnd"/>
+      <w:r>
+        <w:rPr>
+          <w:rFonts w:ascii="Times New Roman" w:hAnsi="Times New Roman" w:cs="Times New Roman"/>
+          <w:sz w:val="24"/>
+        </w:rPr>
+        <w:t xml:space="preserve">, healthcare, and enterprise workflow platforms, specializing in </w:t>
+      </w:r>
+      <w:r>
+        <w:rPr>
+          <w:rFonts w:ascii="Times New Roman" w:hAnsi="Times New Roman" w:cs="Times New Roman"/>
           <w:b/>
-          <w:bCs/>
           <w:sz w:val="24"/>
-          <w:szCs w:val="24"/>
-        </w:rPr>
-        <w:t xml:space="preserve">Java, Angular, Spring Boot, RESTful APIs, and </w:t>
+        </w:rPr>
+        <w:t>Java 8–</w:t>
+      </w:r>
+      <w:r>
+        <w:rPr>
+          <w:rFonts w:ascii="Times New Roman" w:hAnsi="Times New Roman" w:cs="Times New Roman"/>
+          <w:b/>
+          <w:sz w:val="24"/>
+        </w:rPr>
+        <w:t>21</w:t>
+      </w:r>
+      <w:r>
+        <w:rPr>
+          <w:rFonts w:ascii="Times New Roman" w:hAnsi="Times New Roman" w:cs="Times New Roman"/>
+          <w:b/>
+          <w:sz w:val="24"/>
+        </w:rPr>
+        <w:t>, Spring Boot 1.5–3.1, AngularJS through Angular 1</w:t>
+      </w:r>
+      <w:r>
+        <w:rPr>
+          <w:rFonts w:ascii="Times New Roman" w:hAnsi="Times New Roman" w:cs="Times New Roman"/>
+          <w:b/>
+          <w:sz w:val="24"/>
+        </w:rPr>
+        <w:t>8</w:t>
+      </w:r>
+      <w:r>
+        <w:rPr>
+          <w:rFonts w:ascii="Times New Roman" w:hAnsi="Times New Roman" w:cs="Times New Roman"/>
+          <w:b/>
+          <w:sz w:val="24"/>
+        </w:rPr>
+        <w:t xml:space="preserve">, REST APIs, </w:t>
       </w:r>
       <w:proofErr w:type="spellStart"/>
       <w:r>
         <w:rPr>
-          <w:rFonts w:ascii="Times New Roman" w:eastAsia="Times New Roman" w:hAnsi="Times New Roman" w:cs="Times New Roman"/>
+          <w:rFonts w:ascii="Times New Roman" w:hAnsi="Times New Roman" w:cs="Times New Roman"/>
           <w:b/>
-          <w:bCs/>
           <w:sz w:val="24"/>
-          <w:szCs w:val="24"/>
         </w:rPr>
         <w:t>microservices</w:t>
       </w:r>
       <w:proofErr w:type="spellEnd"/>
       <w:r>
         <w:rPr>
-          <w:rFonts w:ascii="Times New Roman" w:eastAsia="Times New Roman" w:hAnsi="Times New Roman" w:cs="Times New Roman"/>
+          <w:rFonts w:ascii="Times New Roman" w:hAnsi="Times New Roman" w:cs="Times New Roman"/>
+          <w:b/>
           <w:sz w:val="24"/>
-          <w:szCs w:val="24"/>
-        </w:rPr>
-        <w:t xml:space="preserve">, experienced in delivering enterprise-grade software solutions across cloud-native and distributed systems. Skilled in optimizing performance, designing scalable architectures, and integrating modern DevOps practices with </w:t>
-      </w:r>
-      <w:r>
-        <w:rPr>
-          <w:rFonts w:ascii="Times New Roman" w:eastAsia="Times New Roman" w:hAnsi="Times New Roman" w:cs="Times New Roman"/>
-          <w:b/>
-          <w:bCs/>
+        </w:rPr>
+        <w:t>, PostgreSQL, AWS, Docker,</w:t>
+      </w:r>
+      <w:r>
+        <w:rPr>
+          <w:rFonts w:ascii="Times New Roman" w:hAnsi="Times New Roman" w:cs="Times New Roman"/>
           <w:sz w:val="24"/>
-          <w:szCs w:val="24"/>
-        </w:rPr>
-        <w:t>AWS, GCP, Docker, SQL, and NoSQL</w:t>
-      </w:r>
-      <w:r>
-        <w:rPr>
-          <w:rFonts w:ascii="Times New Roman" w:eastAsia="Times New Roman" w:hAnsi="Times New Roman" w:cs="Times New Roman"/>
-          <w:sz w:val="24"/>
-          <w:szCs w:val="24"/>
-        </w:rPr>
-        <w:t xml:space="preserve"> databases. Strong collaborator with a track record of mentoring teams and delivering high-quality, business-critical software in Agile environments.</w:t>
+        </w:rPr>
+        <w:t xml:space="preserve"> and modernization programs that turn legacy systems into secure, observable, scalable products with measurable business impact across high-volume customer and operations workflows.</w:t>
       </w:r>
     </w:p>
     <w:p>
@@ -267,34 +289,72 @@
         <w:rPr>
           <w:rStyle w:val="Strong"/>
         </w:rPr>
-        <w:t>Frontend:</w:t>
-      </w:r>
-      <w:r>
-        <w:t xml:space="preserve"> Angular 8+, </w:t>
+        <w:t>Backend Engineering:</w:t>
+      </w:r>
+      <w:r>
+        <w:t xml:space="preserve"> </w:t>
+      </w:r>
+      <w:r>
+        <w:rPr>
+          <w:rStyle w:val="Strong"/>
+        </w:rPr>
+        <w:t>Java 8–</w:t>
+      </w:r>
+      <w:r>
+        <w:rPr>
+          <w:rStyle w:val="Strong"/>
+        </w:rPr>
+        <w:t>21</w:t>
+      </w:r>
+      <w:r>
+        <w:t xml:space="preserve">, </w:t>
+      </w:r>
+      <w:r>
+        <w:rPr>
+          <w:rStyle w:val="Strong"/>
+        </w:rPr>
+        <w:t>Spring Boot 1.5–3.</w:t>
+      </w:r>
+      <w:r>
+        <w:rPr>
+          <w:rStyle w:val="Strong"/>
+        </w:rPr>
+        <w:t>2</w:t>
+      </w:r>
+      <w:r>
+        <w:t xml:space="preserve">, Spring MVC, Spring Security, Spring Data JPA, Hibernate, REST APIs, </w:t>
       </w:r>
       <w:proofErr w:type="spellStart"/>
       <w:r>
-        <w:t>TypeScript</w:t>
+        <w:t>GraphQL</w:t>
       </w:r>
       <w:proofErr w:type="spellEnd"/>
       <w:r>
+        <w:t xml:space="preserve"> basics, SOAP modernization, Maven, </w:t>
+      </w:r>
+      <w:proofErr w:type="spellStart"/>
+      <w:r>
+        <w:t>Gradle</w:t>
+      </w:r>
+      <w:proofErr w:type="spellEnd"/>
+      <w:r>
+        <w:t xml:space="preserve">, Lombok, </w:t>
+      </w:r>
+      <w:proofErr w:type="spellStart"/>
+      <w:r>
+        <w:t>MapStruct</w:t>
+      </w:r>
+      <w:proofErr w:type="spellEnd"/>
+      <w:r>
         <w:t xml:space="preserve">, </w:t>
       </w:r>
       <w:proofErr w:type="spellStart"/>
       <w:r>
-        <w:t>RxJS</w:t>
+        <w:t>OpenAPI</w:t>
       </w:r>
       <w:proofErr w:type="spellEnd"/>
       <w:r>
-        <w:t xml:space="preserve">, </w:t>
-      </w:r>
-      <w:proofErr w:type="spellStart"/>
-      <w:r>
-        <w:t>NgRx</w:t>
-      </w:r>
-      <w:proofErr w:type="spellEnd"/>
-      <w:r>
-        <w:t>, SCSS, Web Components</w:t>
+        <w:t>/Swagger, asynchronous processing.</w:t>
       </w:r>
     </w:p>
     <w:p>
@@ -310,18 +370,58 @@
         <w:rPr>
           <w:rStyle w:val="Strong"/>
         </w:rPr>
-        <w:t>Backend:</w:t>
-      </w:r>
-      <w:r>
-        <w:t xml:space="preserve"> Java 11+, Spring Boot, REST APIs, </w:t>
+        <w:t>Frontend Engineering:</w:t>
+      </w:r>
+      <w:r>
+        <w:t xml:space="preserve"> </w:t>
+      </w:r>
+      <w:r>
+        <w:rPr>
+          <w:rStyle w:val="Strong"/>
+        </w:rPr>
+        <w:t>AngularJS 1.x</w:t>
+      </w:r>
+      <w:r>
+        <w:t xml:space="preserve">, </w:t>
+      </w:r>
+      <w:r>
+        <w:rPr>
+          <w:rStyle w:val="Strong"/>
+        </w:rPr>
+        <w:t>Angular 4–</w:t>
+      </w:r>
+      <w:r>
+        <w:rPr>
+          <w:rStyle w:val="Strong"/>
+        </w:rPr>
+        <w:t>18</w:t>
+      </w:r>
+      <w:r>
+        <w:t xml:space="preserve">, </w:t>
       </w:r>
       <w:proofErr w:type="spellStart"/>
       <w:r>
-        <w:t>Microservices</w:t>
+        <w:t>TypeScript</w:t>
       </w:r>
       <w:proofErr w:type="spellEnd"/>
       <w:r>
-        <w:t>, Node.js (supporting)</w:t>
+        <w:t xml:space="preserve">, JavaScript, </w:t>
+      </w:r>
+      <w:proofErr w:type="spellStart"/>
+      <w:r>
+        <w:t>RxJS</w:t>
+      </w:r>
+      <w:proofErr w:type="spellEnd"/>
+      <w:r>
+        <w:t xml:space="preserve">, </w:t>
+      </w:r>
+      <w:proofErr w:type="spellStart"/>
+      <w:r>
+        <w:t>NgRx</w:t>
+      </w:r>
+      <w:proofErr w:type="spellEnd"/>
+      <w:r>
+        <w:t>, Angular Material, Reactive Forms, lazy-loaded modules, route guards, component libraries, responsive enterprise dashboards.</w:t>
       </w:r>
     </w:p>
     <w:p>
@@ -340,7 +440,32 @@
         <w:t>Cloud &amp; DevOps:</w:t>
       </w:r>
       <w:r>
-        <w:t xml:space="preserve"> AWS, GCP, Docker, Kubernetes, Jenkins, CI/CD pipelines</w:t>
+        <w:t xml:space="preserve"> </w:t>
+      </w:r>
+      <w:r>
+        <w:rPr>
+          <w:rStyle w:val="Strong"/>
+        </w:rPr>
+        <w:t>AWS</w:t>
+      </w:r>
+      <w:r>
+        <w:t xml:space="preserve">, EC2, ECS, Lambda, S3, RDS, </w:t>
+      </w:r>
+      <w:proofErr w:type="spellStart"/>
+      <w:r>
+        <w:t>CloudWatch</w:t>
+      </w:r>
+      <w:proofErr w:type="spellEnd"/>
+      <w:r>
+        <w:t xml:space="preserve">, IAM, Docker, Kubernetes, Jenkins, GitHub Actions, </w:t>
+      </w:r>
+      <w:proofErr w:type="spellStart"/>
+      <w:r>
+        <w:t>GitLab</w:t>
+      </w:r>
+      <w:proofErr w:type="spellEnd"/>
+      <w:r>
+        <w:t xml:space="preserve"> CI, Terraform basics, CI/CD pipelines, blue-green deployments, release automation.</w:t>
       </w:r>
     </w:p>
     <w:p>
@@ -356,10 +481,19 @@
         <w:rPr>
           <w:rStyle w:val="Strong"/>
         </w:rPr>
-        <w:t>Databases:</w:t>
-      </w:r>
-      <w:r>
-        <w:t xml:space="preserve"> PostgreSQL, MySQL, MongoDB, Cassandra, </w:t>
+        <w:t>Databases &amp; Messaging:</w:t>
+      </w:r>
+      <w:r>
+        <w:t xml:space="preserve"> </w:t>
+      </w:r>
+      <w:r>
+        <w:rPr>
+          <w:rStyle w:val="Strong"/>
+        </w:rPr>
+        <w:t>PostgreSQL</w:t>
+      </w:r>
+      <w:r>
+        <w:t xml:space="preserve">, MySQL, SQL Server, Oracle, MongoDB, </w:t>
       </w:r>
       <w:proofErr w:type="spellStart"/>
       <w:r>
@@ -367,7 +501,107 @@
       </w:r>
       <w:proofErr w:type="spellEnd"/>
       <w:r>
-        <w:t xml:space="preserve"> (SQL + NoSQL)</w:t>
+        <w:t xml:space="preserve">, </w:t>
+      </w:r>
+      <w:proofErr w:type="spellStart"/>
+      <w:r>
+        <w:t>Elasticsearch</w:t>
+      </w:r>
+      <w:proofErr w:type="spellEnd"/>
+      <w:r>
+        <w:t xml:space="preserve">, Kafka, </w:t>
+      </w:r>
+      <w:proofErr w:type="spellStart"/>
+      <w:r>
+        <w:t>RabbitMQ</w:t>
+      </w:r>
+      <w:proofErr w:type="spellEnd"/>
+      <w:r>
+        <w:t>, query tuning, stored procedures, indexing, schema migration, data reconciliation.</w:t>
+      </w:r>
+    </w:p>
+    <w:p>
+      <w:pPr>
+        <w:pStyle w:val="NormalWeb"/>
+        <w:numPr>
+          <w:ilvl w:val="0"/>
+          <w:numId w:val="17"/>
+        </w:numPr>
+        <w:jc w:val="both"/>
+      </w:pPr>
+      <w:r>
+        <w:rPr>
+          <w:rStyle w:val="Strong"/>
+        </w:rPr>
+        <w:t>Testing &amp; Quality:</w:t>
+      </w:r>
+      <w:r>
+        <w:t xml:space="preserve"> JUnit, </w:t>
+      </w:r>
+      <w:proofErr w:type="spellStart"/>
+      <w:r>
+        <w:t>Mockito</w:t>
+      </w:r>
+      <w:proofErr w:type="spellEnd"/>
+      <w:r>
+        <w:t xml:space="preserve">, Spring Boot Test, </w:t>
+      </w:r>
+      <w:proofErr w:type="spellStart"/>
+      <w:r>
+        <w:t>Testcontainers</w:t>
+      </w:r>
+      <w:proofErr w:type="spellEnd"/>
+      <w:r>
+        <w:t xml:space="preserve">, Jasmine, Karma, Cypress, Jest, Postman, </w:t>
+      </w:r>
+      <w:proofErr w:type="spellStart"/>
+      <w:r>
+        <w:t>SonarQube</w:t>
+      </w:r>
+      <w:proofErr w:type="spellEnd"/>
+      <w:r>
+        <w:t>, contract testing, regression testing, code reviews, defect triage, production hotfix validation.</w:t>
+      </w:r>
+    </w:p>
+    <w:p>
+      <w:pPr>
+        <w:pStyle w:val="NormalWeb"/>
+        <w:numPr>
+          <w:ilvl w:val="0"/>
+          <w:numId w:val="17"/>
+        </w:numPr>
+        <w:jc w:val="both"/>
+      </w:pPr>
+      <w:r>
+        <w:rPr>
+          <w:rStyle w:val="Strong"/>
+        </w:rPr>
+        <w:t>Architecture &amp; Practices:</w:t>
+      </w:r>
+      <w:r>
+        <w:t xml:space="preserve"> </w:t>
+      </w:r>
+      <w:proofErr w:type="spellStart"/>
+      <w:r>
+        <w:rPr>
+          <w:rStyle w:val="Strong"/>
+        </w:rPr>
+        <w:t>Microservices</w:t>
+      </w:r>
+      <w:proofErr w:type="spellEnd"/>
+      <w:r>
+        <w:t xml:space="preserve">, modular monoliths, event-driven architecture, domain-driven design, CQRS basics, </w:t>
+      </w:r>
+      <w:proofErr w:type="gramStart"/>
+      <w:r>
+        <w:t>API</w:t>
+      </w:r>
+      <w:proofErr w:type="gramEnd"/>
+      <w:r>
+        <w:t xml:space="preserve"> gateway patterns, OAuth2/JWT, RBAC, observability, Agile/Scrum, men</w:t>
+      </w:r>
+      <w:r>
+        <w:t>toring, technical documentation.</w:t>
       </w:r>
     </w:p>
     <w:p>
@@ -469,278 +703,296 @@
     </w:p>
     <w:p>
       <w:pPr>
-        <w:pStyle w:val="ListParagraph"/>
+        <w:pStyle w:val="NormalWeb"/>
         <w:numPr>
           <w:ilvl w:val="0"/>
-          <w:numId w:val="18"/>
+          <w:numId w:val="30"/>
         </w:numPr>
-        <w:spacing w:before="100" w:beforeAutospacing="1" w:after="100" w:afterAutospacing="1" w:line="240" w:lineRule="auto"/>
         <w:jc w:val="both"/>
-        <w:rPr>
-          <w:rFonts w:ascii="Times New Roman" w:eastAsia="Times New Roman" w:hAnsi="Times New Roman" w:cs="Times New Roman"/>
-          <w:sz w:val="24"/>
-          <w:szCs w:val="24"/>
-        </w:rPr>
-      </w:pPr>
-      <w:r>
-        <w:rPr>
-          <w:rFonts w:ascii="Times New Roman" w:eastAsia="Times New Roman" w:hAnsi="Times New Roman" w:cs="Times New Roman"/>
-          <w:sz w:val="24"/>
-          <w:szCs w:val="24"/>
-        </w:rPr>
-        <w:t>Designed and developed Angular 14+ enterprise frontends with reusable state-managed components, ensuring performance, scalability, and maintainability across mission-critical applications.</w:t>
-      </w:r>
-    </w:p>
-    <w:p>
-      <w:pPr>
-        <w:pStyle w:val="ListParagraph"/>
+      </w:pPr>
+      <w:r>
+        <w:t xml:space="preserve">Led development of </w:t>
+      </w:r>
+      <w:r>
+        <w:rPr>
+          <w:rStyle w:val="Strong"/>
+        </w:rPr>
+        <w:t xml:space="preserve">Java </w:t>
+      </w:r>
+      <w:r>
+        <w:rPr>
+          <w:rStyle w:val="Strong"/>
+        </w:rPr>
+        <w:t>21</w:t>
+      </w:r>
+      <w:r>
+        <w:t xml:space="preserve">, </w:t>
+      </w:r>
+      <w:r>
+        <w:rPr>
+          <w:rStyle w:val="Strong"/>
+        </w:rPr>
+        <w:t xml:space="preserve">Spring Boot </w:t>
+      </w:r>
+      <w:r>
+        <w:rPr>
+          <w:rStyle w:val="Strong"/>
+        </w:rPr>
+        <w:t>3.2</w:t>
+      </w:r>
+      <w:r>
+        <w:t xml:space="preserve">, and </w:t>
+      </w:r>
+      <w:r>
+        <w:rPr>
+          <w:rStyle w:val="Strong"/>
+        </w:rPr>
+        <w:t xml:space="preserve">Angular </w:t>
+      </w:r>
+      <w:r>
+        <w:rPr>
+          <w:rStyle w:val="Strong"/>
+        </w:rPr>
+        <w:t>18</w:t>
+      </w:r>
+      <w:r>
+        <w:t xml:space="preserve"> enterprise modules for SaaS workflow platforms supporting customer onboarding, case management, role-based approvals, and operational reporting.</w:t>
+      </w:r>
+    </w:p>
+    <w:p>
+      <w:pPr>
+        <w:pStyle w:val="NormalWeb"/>
         <w:numPr>
           <w:ilvl w:val="0"/>
-          <w:numId w:val="18"/>
+          <w:numId w:val="30"/>
         </w:numPr>
-        <w:spacing w:before="100" w:beforeAutospacing="1" w:after="100" w:afterAutospacing="1" w:line="240" w:lineRule="auto"/>
         <w:jc w:val="both"/>
-        <w:rPr>
-          <w:rFonts w:ascii="Times New Roman" w:eastAsia="Times New Roman" w:hAnsi="Times New Roman" w:cs="Times New Roman"/>
-          <w:sz w:val="24"/>
-          <w:szCs w:val="24"/>
-        </w:rPr>
-      </w:pPr>
-      <w:r>
-        <w:rPr>
-          <w:rFonts w:ascii="Times New Roman" w:eastAsia="Times New Roman" w:hAnsi="Times New Roman" w:cs="Times New Roman"/>
-          <w:sz w:val="24"/>
-          <w:szCs w:val="24"/>
-        </w:rPr>
-        <w:t xml:space="preserve">Built backend </w:t>
-      </w:r>
-      <w:proofErr w:type="spellStart"/>
-      <w:r>
-        <w:rPr>
-          <w:rFonts w:ascii="Times New Roman" w:eastAsia="Times New Roman" w:hAnsi="Times New Roman" w:cs="Times New Roman"/>
-          <w:sz w:val="24"/>
-          <w:szCs w:val="24"/>
-        </w:rPr>
-        <w:t>microservices</w:t>
-      </w:r>
-      <w:proofErr w:type="spellEnd"/>
-      <w:r>
-        <w:rPr>
-          <w:rFonts w:ascii="Times New Roman" w:eastAsia="Times New Roman" w:hAnsi="Times New Roman" w:cs="Times New Roman"/>
-          <w:sz w:val="24"/>
-          <w:szCs w:val="24"/>
-        </w:rPr>
-        <w:t xml:space="preserve"> in Java Spring Boot integrated with SQL and NoSQL databases, streamlining data flow, enabling high availability, and reducing query latency in distributed environments.</w:t>
-      </w:r>
-    </w:p>
-    <w:p>
-      <w:pPr>
-        <w:pStyle w:val="ListParagraph"/>
+      </w:pPr>
+      <w:r>
+        <w:t xml:space="preserve">Modernized selected services from older </w:t>
+      </w:r>
+      <w:r>
+        <w:rPr>
+          <w:rStyle w:val="Strong"/>
+        </w:rPr>
+        <w:t>Spring Boot 2.x</w:t>
+      </w:r>
+      <w:r>
+        <w:t xml:space="preserve"> patterns toward </w:t>
+      </w:r>
+      <w:r>
+        <w:rPr>
+          <w:rStyle w:val="Strong"/>
+        </w:rPr>
+        <w:t>Spring Boot 3.</w:t>
+      </w:r>
+      <w:r>
+        <w:rPr>
+          <w:rStyle w:val="Strong"/>
+        </w:rPr>
+        <w:t>2</w:t>
+      </w:r>
+      <w:r>
+        <w:rPr>
+          <w:rStyle w:val="Strong"/>
+        </w:rPr>
+        <w:t xml:space="preserve"> readiness</w:t>
+      </w:r>
+      <w:r>
+        <w:t xml:space="preserve"> in 2024 by isolating dependency conflicts, updating security filters, and replacing deprecated configuration code.</w:t>
+      </w:r>
+    </w:p>
+    <w:p>
+      <w:pPr>
+        <w:pStyle w:val="NormalWeb"/>
         <w:numPr>
           <w:ilvl w:val="0"/>
-          <w:numId w:val="18"/>
+          <w:numId w:val="30"/>
         </w:numPr>
-        <w:spacing w:before="100" w:beforeAutospacing="1" w:after="100" w:afterAutospacing="1" w:line="240" w:lineRule="auto"/>
         <w:jc w:val="both"/>
-        <w:rPr>
-          <w:rFonts w:ascii="Times New Roman" w:eastAsia="Times New Roman" w:hAnsi="Times New Roman" w:cs="Times New Roman"/>
-          <w:sz w:val="24"/>
-          <w:szCs w:val="24"/>
-        </w:rPr>
-      </w:pPr>
-      <w:r>
-        <w:rPr>
-          <w:rFonts w:ascii="Times New Roman" w:eastAsia="Times New Roman" w:hAnsi="Times New Roman" w:cs="Times New Roman"/>
-          <w:sz w:val="24"/>
-          <w:szCs w:val="24"/>
-        </w:rPr>
-        <w:t xml:space="preserve">Migrated workloads to </w:t>
-      </w:r>
-      <w:r>
-        <w:rPr>
-          <w:rFonts w:ascii="Times New Roman" w:eastAsia="Times New Roman" w:hAnsi="Times New Roman" w:cs="Times New Roman"/>
-          <w:b/>
-          <w:bCs/>
-          <w:sz w:val="24"/>
-          <w:szCs w:val="24"/>
-        </w:rPr>
-        <w:t>AWS ECS and GCP Cloud Run</w:t>
-      </w:r>
-      <w:r>
-        <w:rPr>
-          <w:rFonts w:ascii="Times New Roman" w:eastAsia="Times New Roman" w:hAnsi="Times New Roman" w:cs="Times New Roman"/>
-          <w:sz w:val="24"/>
-          <w:szCs w:val="24"/>
-        </w:rPr>
-        <w:t xml:space="preserve"> using Docker containers and Kubernetes orchestration, ensuring efficient deployments, enhanced scalability, and zero-downtime releases.</w:t>
-      </w:r>
-    </w:p>
-    <w:p>
-      <w:pPr>
-        <w:pStyle w:val="ListParagraph"/>
+      </w:pPr>
+      <w:r>
+        <w:lastRenderedPageBreak/>
+        <w:t xml:space="preserve">Delivered a phased </w:t>
+      </w:r>
+      <w:r>
+        <w:rPr>
+          <w:rStyle w:val="Strong"/>
+        </w:rPr>
+        <w:t>Angular 13 to Angular 1</w:t>
+      </w:r>
+      <w:r>
+        <w:rPr>
+          <w:rStyle w:val="Strong"/>
+        </w:rPr>
+        <w:t>8</w:t>
+      </w:r>
+      <w:r>
+        <w:t xml:space="preserve"> modernization for high-traffic admin screens, improving lazy loading, shared module boundaries, typed reactive forms, and reusable UI components.</w:t>
+      </w:r>
+    </w:p>
+    <w:p>
+      <w:pPr>
+        <w:pStyle w:val="NormalWeb"/>
         <w:numPr>
           <w:ilvl w:val="0"/>
-          <w:numId w:val="18"/>
+          <w:numId w:val="30"/>
         </w:numPr>
-        <w:spacing w:before="100" w:beforeAutospacing="1" w:after="100" w:afterAutospacing="1" w:line="240" w:lineRule="auto"/>
         <w:jc w:val="both"/>
-        <w:rPr>
-          <w:rFonts w:ascii="Times New Roman" w:eastAsia="Times New Roman" w:hAnsi="Times New Roman" w:cs="Times New Roman"/>
-          <w:sz w:val="24"/>
-          <w:szCs w:val="24"/>
-        </w:rPr>
-      </w:pPr>
-      <w:r>
-        <w:rPr>
-          <w:rFonts w:ascii="Times New Roman" w:eastAsia="Times New Roman" w:hAnsi="Times New Roman" w:cs="Times New Roman"/>
-          <w:sz w:val="24"/>
-          <w:szCs w:val="24"/>
-        </w:rPr>
-        <w:t>Optimized SQL queries in PostgreSQL and created advanced MongoDB indexing strategies, resulting in improved data retrieval performance for analytics-heavy modules.</w:t>
-      </w:r>
-    </w:p>
-    <w:p>
-      <w:pPr>
-        <w:pStyle w:val="ListParagraph"/>
+      </w:pPr>
+      <w:r>
+        <w:t xml:space="preserve">Resolved a recurring production issue where duplicate approval events were created during network retries by adding </w:t>
+      </w:r>
+      <w:proofErr w:type="spellStart"/>
+      <w:r>
+        <w:t>idempotency</w:t>
+      </w:r>
+      <w:proofErr w:type="spellEnd"/>
+      <w:r>
+        <w:t xml:space="preserve"> keys, database constraints, and safer </w:t>
+      </w:r>
+      <w:r>
+        <w:rPr>
+          <w:rStyle w:val="Strong"/>
+        </w:rPr>
+        <w:t>Kafka</w:t>
+      </w:r>
+      <w:r>
+        <w:t xml:space="preserve"> consumer retry handling.</w:t>
+      </w:r>
+    </w:p>
+    <w:p>
+      <w:pPr>
+        <w:pStyle w:val="NormalWeb"/>
         <w:numPr>
           <w:ilvl w:val="0"/>
-          <w:numId w:val="18"/>
+          <w:numId w:val="30"/>
         </w:numPr>
-        <w:spacing w:before="100" w:beforeAutospacing="1" w:after="100" w:afterAutospacing="1" w:line="240" w:lineRule="auto"/>
         <w:jc w:val="both"/>
-        <w:rPr>
-          <w:rFonts w:ascii="Times New Roman" w:eastAsia="Times New Roman" w:hAnsi="Times New Roman" w:cs="Times New Roman"/>
-          <w:sz w:val="24"/>
-          <w:szCs w:val="24"/>
-        </w:rPr>
-      </w:pPr>
-      <w:r>
-        <w:rPr>
-          <w:rFonts w:ascii="Times New Roman" w:eastAsia="Times New Roman" w:hAnsi="Times New Roman" w:cs="Times New Roman"/>
-          <w:sz w:val="24"/>
-          <w:szCs w:val="24"/>
-        </w:rPr>
-        <w:t xml:space="preserve">Led code reviews, mentored junior engineers, and implemented </w:t>
-      </w:r>
-      <w:proofErr w:type="gramStart"/>
-      <w:r>
-        <w:rPr>
-          <w:rFonts w:ascii="Times New Roman" w:eastAsia="Times New Roman" w:hAnsi="Times New Roman" w:cs="Times New Roman"/>
-          <w:sz w:val="24"/>
-          <w:szCs w:val="24"/>
-        </w:rPr>
-        <w:t>Agile</w:t>
-      </w:r>
-      <w:proofErr w:type="gramEnd"/>
-      <w:r>
-        <w:rPr>
-          <w:rFonts w:ascii="Times New Roman" w:eastAsia="Times New Roman" w:hAnsi="Times New Roman" w:cs="Times New Roman"/>
-          <w:sz w:val="24"/>
-          <w:szCs w:val="24"/>
-        </w:rPr>
-        <w:t xml:space="preserve"> best practices, raising code quality standards and fostering team-wide knowledge sharing.</w:t>
-      </w:r>
-    </w:p>
-    <w:p>
-      <w:pPr>
-        <w:pStyle w:val="ListParagraph"/>
+      </w:pPr>
+      <w:r>
+        <w:t xml:space="preserve">Improved API response time by </w:t>
+      </w:r>
+      <w:r>
+        <w:rPr>
+          <w:rStyle w:val="Strong"/>
+        </w:rPr>
+        <w:t>38%</w:t>
+      </w:r>
+      <w:r>
+        <w:t xml:space="preserve"> by profiling slow PostgreSQL joins, introducing composite indexes, reducing N+1 Hibernate queries, and caching repeated lookup data through </w:t>
+      </w:r>
+      <w:proofErr w:type="spellStart"/>
+      <w:r>
+        <w:rPr>
+          <w:rStyle w:val="Strong"/>
+        </w:rPr>
+        <w:t>Redis</w:t>
+      </w:r>
+      <w:proofErr w:type="spellEnd"/>
+      <w:r>
+        <w:t>.</w:t>
+      </w:r>
+    </w:p>
+    <w:p>
+      <w:pPr>
+        <w:pStyle w:val="NormalWeb"/>
         <w:numPr>
           <w:ilvl w:val="0"/>
-          <w:numId w:val="18"/>
+          <w:numId w:val="30"/>
         </w:numPr>
-        <w:spacing w:before="100" w:beforeAutospacing="1" w:after="100" w:afterAutospacing="1" w:line="240" w:lineRule="auto"/>
         <w:jc w:val="both"/>
-        <w:rPr>
-          <w:rFonts w:ascii="Times New Roman" w:eastAsia="Times New Roman" w:hAnsi="Times New Roman" w:cs="Times New Roman"/>
-          <w:sz w:val="24"/>
-          <w:szCs w:val="24"/>
-        </w:rPr>
-      </w:pPr>
-      <w:r>
-        <w:rPr>
-          <w:rFonts w:ascii="Times New Roman" w:eastAsia="Times New Roman" w:hAnsi="Times New Roman" w:cs="Times New Roman"/>
-          <w:sz w:val="24"/>
-          <w:szCs w:val="24"/>
-        </w:rPr>
-        <w:t xml:space="preserve">Designed RESTful APIs and </w:t>
-      </w:r>
-      <w:proofErr w:type="spellStart"/>
-      <w:r>
-        <w:rPr>
-          <w:rFonts w:ascii="Times New Roman" w:eastAsia="Times New Roman" w:hAnsi="Times New Roman" w:cs="Times New Roman"/>
-          <w:sz w:val="24"/>
-          <w:szCs w:val="24"/>
-        </w:rPr>
-        <w:t>GraphQL</w:t>
-      </w:r>
-      <w:proofErr w:type="spellEnd"/>
-      <w:r>
-        <w:rPr>
-          <w:rFonts w:ascii="Times New Roman" w:eastAsia="Times New Roman" w:hAnsi="Times New Roman" w:cs="Times New Roman"/>
-          <w:sz w:val="24"/>
-          <w:szCs w:val="24"/>
-        </w:rPr>
-        <w:t xml:space="preserve"> endpoints for secure integration with external partners, ensuring compliance with OAuth 2.0 and JWT authentication flows.</w:t>
-      </w:r>
-    </w:p>
-    <w:p>
-      <w:pPr>
-        <w:pStyle w:val="ListParagraph"/>
+      </w:pPr>
+      <w:r>
+        <w:t xml:space="preserve">Built secure REST services with </w:t>
+      </w:r>
+      <w:r>
+        <w:rPr>
+          <w:rStyle w:val="Strong"/>
+        </w:rPr>
+        <w:t>Spring Security</w:t>
+      </w:r>
+      <w:r>
+        <w:t>, OAuth2, JWT validation, and RBAC policies that allowed product teams to support multiple customer roles without duplicating authorization logic.</w:t>
+      </w:r>
+    </w:p>
+    <w:p>
+      <w:pPr>
+        <w:pStyle w:val="NormalWeb"/>
         <w:numPr>
           <w:ilvl w:val="0"/>
-          <w:numId w:val="18"/>
+          <w:numId w:val="30"/>
         </w:numPr>
-        <w:spacing w:before="100" w:beforeAutospacing="1" w:after="100" w:afterAutospacing="1" w:line="240" w:lineRule="auto"/>
         <w:jc w:val="both"/>
-        <w:rPr>
-          <w:rFonts w:ascii="Times New Roman" w:eastAsia="Times New Roman" w:hAnsi="Times New Roman" w:cs="Times New Roman"/>
-          <w:sz w:val="24"/>
-          <w:szCs w:val="24"/>
-        </w:rPr>
-      </w:pPr>
-      <w:r>
-        <w:rPr>
-          <w:rFonts w:ascii="Times New Roman" w:eastAsia="Times New Roman" w:hAnsi="Times New Roman" w:cs="Times New Roman"/>
-          <w:sz w:val="24"/>
-          <w:szCs w:val="24"/>
-        </w:rPr>
-        <w:t>Established CI/CD pipelines with Jenkins and GitHub Actions, integrating automated testing, container builds, and cloud deployments for faster release cycles.</w:t>
-      </w:r>
-    </w:p>
-    <w:p>
-      <w:pPr>
-        <w:pStyle w:val="ListParagraph"/>
+      </w:pPr>
+      <w:r>
+        <w:t>Implemented Angular error-handling improvements for expired tokens, failed file uploads, and partial API responses, reducing confusing user-facing failures during long-running workflow sessions.</w:t>
+      </w:r>
+    </w:p>
+    <w:p>
+      <w:pPr>
+        <w:pStyle w:val="NormalWeb"/>
         <w:numPr>
           <w:ilvl w:val="0"/>
-          <w:numId w:val="18"/>
+          <w:numId w:val="30"/>
         </w:numPr>
-        <w:spacing w:before="100" w:beforeAutospacing="1" w:after="100" w:afterAutospacing="1" w:line="240" w:lineRule="auto"/>
         <w:jc w:val="both"/>
-        <w:rPr>
-          <w:rFonts w:ascii="Times New Roman" w:eastAsia="Times New Roman" w:hAnsi="Times New Roman" w:cs="Times New Roman"/>
-          <w:sz w:val="24"/>
-          <w:szCs w:val="24"/>
-        </w:rPr>
-      </w:pPr>
-      <w:r>
-        <w:rPr>
-          <w:rFonts w:ascii="Times New Roman" w:eastAsia="Times New Roman" w:hAnsi="Times New Roman" w:cs="Times New Roman"/>
-          <w:sz w:val="24"/>
-          <w:szCs w:val="24"/>
-        </w:rPr>
-        <w:t>Collaborated with cross-functional teams including product managers, UX designers, and DevOps engineers to deliver features aligned with evolving business requirements.</w:t>
-      </w:r>
-    </w:p>
-    <w:p>
-      <w:pPr>
-        <w:spacing w:before="100" w:beforeAutospacing="1" w:after="100" w:afterAutospacing="1" w:line="240" w:lineRule="auto"/>
+      </w:pPr>
+      <w:r>
+        <w:t xml:space="preserve">Strengthened CI/CD delivery with </w:t>
+      </w:r>
+      <w:r>
+        <w:rPr>
+          <w:rStyle w:val="Strong"/>
+        </w:rPr>
+        <w:t>Docker</w:t>
+      </w:r>
+      <w:r>
+        <w:t>, GitHub Actions, automated test gates, and environment-specific configuration, making releases more repeatable across development, staging, and production.</w:t>
+      </w:r>
+    </w:p>
+    <w:p>
+      <w:pPr>
+        <w:pStyle w:val="NormalWeb"/>
+        <w:numPr>
+          <w:ilvl w:val="0"/>
+          <w:numId w:val="30"/>
+        </w:numPr>
         <w:jc w:val="both"/>
-        <w:rPr>
-          <w:rFonts w:ascii="Times New Roman" w:eastAsia="Times New Roman" w:hAnsi="Times New Roman" w:cs="Times New Roman"/>
-          <w:sz w:val="24"/>
-          <w:szCs w:val="24"/>
-        </w:rPr>
-      </w:pPr>
+      </w:pPr>
+      <w:r>
+        <w:t xml:space="preserve">Partnered with QA and product managers to reproduce difficult browser-specific Angular defects, including stale </w:t>
+      </w:r>
+      <w:proofErr w:type="spellStart"/>
+      <w:r>
+        <w:t>NgRx</w:t>
+      </w:r>
+      <w:proofErr w:type="spellEnd"/>
+      <w:r>
+        <w:t xml:space="preserve"> state after route changes and broken validation in nested dynamic forms.</w:t>
+      </w:r>
+    </w:p>
+    <w:p>
+      <w:pPr>
+        <w:pStyle w:val="NormalWeb"/>
+        <w:numPr>
+          <w:ilvl w:val="0"/>
+          <w:numId w:val="30"/>
+        </w:numPr>
+        <w:jc w:val="both"/>
+      </w:pPr>
+      <w:r>
+        <w:t xml:space="preserve">Mentored mid-level engineers on </w:t>
+      </w:r>
+      <w:r>
+        <w:rPr>
+          <w:rStyle w:val="Strong"/>
+        </w:rPr>
+        <w:t>Spring Boot</w:t>
+      </w:r>
+      <w:r>
+        <w:t>, Angular architecture, code review discipline, database migration safety, and production debugging practices for distributed Java applications.</w:t>
+      </w:r>
     </w:p>
     <w:p>
       <w:pPr>
@@ -764,7 +1016,6 @@
           <w:sz w:val="24"/>
           <w:szCs w:val="24"/>
         </w:rPr>
-        <w:lastRenderedPageBreak/>
         <w:t>Hexaview</w:t>
       </w:r>
       <w:proofErr w:type="spellEnd"/>
@@ -825,320 +1076,188 @@
     </w:p>
     <w:p>
       <w:pPr>
-        <w:pStyle w:val="ListParagraph"/>
+        <w:pStyle w:val="NormalWeb"/>
         <w:numPr>
           <w:ilvl w:val="0"/>
-          <w:numId w:val="20"/>
+          <w:numId w:val="31"/>
         </w:numPr>
-        <w:spacing w:before="100" w:beforeAutospacing="1" w:after="100" w:afterAutospacing="1" w:line="240" w:lineRule="auto"/>
         <w:jc w:val="both"/>
-        <w:rPr>
-          <w:rFonts w:ascii="Times New Roman" w:eastAsia="Times New Roman" w:hAnsi="Times New Roman" w:cs="Times New Roman"/>
-          <w:sz w:val="24"/>
-          <w:szCs w:val="24"/>
-        </w:rPr>
-      </w:pPr>
-      <w:r>
-        <w:rPr>
-          <w:rFonts w:ascii="Times New Roman" w:eastAsia="Times New Roman" w:hAnsi="Times New Roman" w:cs="Times New Roman"/>
-          <w:sz w:val="24"/>
-          <w:szCs w:val="24"/>
-        </w:rPr>
-        <w:t>Developed enterprise dashboards in Angular with custom modules, reusable services, and optimized change detection, ensuring seamless performance in large-scale financial applications.</w:t>
-      </w:r>
-    </w:p>
-    <w:p>
-      <w:pPr>
-        <w:pStyle w:val="ListParagraph"/>
+      </w:pPr>
+      <w:r>
+        <w:t xml:space="preserve">Developed enterprise banking and analytics applications using </w:t>
+      </w:r>
+      <w:r>
+        <w:rPr>
+          <w:rStyle w:val="Strong"/>
+        </w:rPr>
+        <w:t>Java 8</w:t>
+      </w:r>
+      <w:r>
+        <w:t xml:space="preserve">, Spring MVC, early </w:t>
+      </w:r>
+      <w:r>
+        <w:rPr>
+          <w:rStyle w:val="Strong"/>
+        </w:rPr>
+        <w:t>Spring Boot 1.5</w:t>
+      </w:r>
+      <w:r>
+        <w:t>, and later Java 11 services after platform upgrades became stable across the organization.</w:t>
+      </w:r>
+    </w:p>
+    <w:p>
+      <w:pPr>
+        <w:pStyle w:val="NormalWeb"/>
         <w:numPr>
           <w:ilvl w:val="0"/>
-          <w:numId w:val="20"/>
+          <w:numId w:val="31"/>
         </w:numPr>
-        <w:spacing w:before="100" w:beforeAutospacing="1" w:after="100" w:afterAutospacing="1" w:line="240" w:lineRule="auto"/>
         <w:jc w:val="both"/>
-        <w:rPr>
-          <w:rFonts w:ascii="Times New Roman" w:eastAsia="Times New Roman" w:hAnsi="Times New Roman" w:cs="Times New Roman"/>
-          <w:sz w:val="24"/>
-          <w:szCs w:val="24"/>
-        </w:rPr>
-      </w:pPr>
-      <w:r>
-        <w:rPr>
-          <w:rFonts w:ascii="Times New Roman" w:eastAsia="Times New Roman" w:hAnsi="Times New Roman" w:cs="Times New Roman"/>
-          <w:sz w:val="24"/>
-          <w:szCs w:val="24"/>
-        </w:rPr>
-        <w:t xml:space="preserve">Engineered scalable Java Spring Boot </w:t>
-      </w:r>
-      <w:proofErr w:type="spellStart"/>
-      <w:r>
-        <w:rPr>
-          <w:rFonts w:ascii="Times New Roman" w:eastAsia="Times New Roman" w:hAnsi="Times New Roman" w:cs="Times New Roman"/>
-          <w:sz w:val="24"/>
-          <w:szCs w:val="24"/>
-        </w:rPr>
-        <w:t>microservices</w:t>
-      </w:r>
-      <w:proofErr w:type="spellEnd"/>
-      <w:r>
-        <w:rPr>
-          <w:rFonts w:ascii="Times New Roman" w:eastAsia="Times New Roman" w:hAnsi="Times New Roman" w:cs="Times New Roman"/>
-          <w:sz w:val="24"/>
-          <w:szCs w:val="24"/>
-        </w:rPr>
-        <w:t xml:space="preserve"> for core transaction processing, integrating with </w:t>
-      </w:r>
-      <w:r>
-        <w:rPr>
-          <w:rFonts w:ascii="Times New Roman" w:eastAsia="Times New Roman" w:hAnsi="Times New Roman" w:cs="Times New Roman"/>
-          <w:b/>
-          <w:bCs/>
-          <w:sz w:val="24"/>
-          <w:szCs w:val="24"/>
-        </w:rPr>
-        <w:t>AWS RDS for SQL data</w:t>
-      </w:r>
-      <w:r>
-        <w:rPr>
-          <w:rFonts w:ascii="Times New Roman" w:eastAsia="Times New Roman" w:hAnsi="Times New Roman" w:cs="Times New Roman"/>
-          <w:sz w:val="24"/>
-          <w:szCs w:val="24"/>
-        </w:rPr>
-        <w:t xml:space="preserve"> and </w:t>
-      </w:r>
-      <w:r>
-        <w:rPr>
-          <w:rFonts w:ascii="Times New Roman" w:eastAsia="Times New Roman" w:hAnsi="Times New Roman" w:cs="Times New Roman"/>
-          <w:b/>
-          <w:bCs/>
-          <w:sz w:val="24"/>
-          <w:szCs w:val="24"/>
-        </w:rPr>
-        <w:t>MongoDB clusters for NoSQL storage</w:t>
-      </w:r>
-      <w:r>
-        <w:rPr>
-          <w:rFonts w:ascii="Times New Roman" w:eastAsia="Times New Roman" w:hAnsi="Times New Roman" w:cs="Times New Roman"/>
-          <w:sz w:val="24"/>
-          <w:szCs w:val="24"/>
-        </w:rPr>
-        <w:t>.</w:t>
-      </w:r>
-    </w:p>
-    <w:p>
-      <w:pPr>
-        <w:pStyle w:val="ListParagraph"/>
+      </w:pPr>
+      <w:r>
+        <w:t xml:space="preserve">Built Angular front-end features across </w:t>
+      </w:r>
+      <w:r>
+        <w:rPr>
+          <w:rStyle w:val="Strong"/>
+        </w:rPr>
+        <w:t>Angular 4</w:t>
+      </w:r>
+      <w:r>
+        <w:t xml:space="preserve"> and later Angular 10-era applications, including account dashboards, approval screens, data tables, and reusable form components.</w:t>
+      </w:r>
+    </w:p>
+    <w:p>
+      <w:pPr>
+        <w:pStyle w:val="NormalWeb"/>
         <w:numPr>
           <w:ilvl w:val="0"/>
-          <w:numId w:val="20"/>
+          <w:numId w:val="31"/>
         </w:numPr>
-        <w:spacing w:before="100" w:beforeAutospacing="1" w:after="100" w:afterAutospacing="1" w:line="240" w:lineRule="auto"/>
         <w:jc w:val="both"/>
-        <w:rPr>
-          <w:rFonts w:ascii="Times New Roman" w:eastAsia="Times New Roman" w:hAnsi="Times New Roman" w:cs="Times New Roman"/>
-          <w:sz w:val="24"/>
-          <w:szCs w:val="24"/>
-        </w:rPr>
-      </w:pPr>
-      <w:r>
-        <w:rPr>
-          <w:rFonts w:ascii="Times New Roman" w:eastAsia="Times New Roman" w:hAnsi="Times New Roman" w:cs="Times New Roman"/>
-          <w:sz w:val="24"/>
-          <w:szCs w:val="24"/>
-        </w:rPr>
-        <w:t>Deployed containerized services via Docker, standardizing builds and minimizing environment inconsistencies across development, staging, and production pipelines.</w:t>
-      </w:r>
-    </w:p>
-    <w:p>
-      <w:pPr>
-        <w:pStyle w:val="ListParagraph"/>
+      </w:pPr>
+      <w:r>
+        <w:t xml:space="preserve">Migrated legacy JSP and jQuery workflows into Angular modules with </w:t>
+      </w:r>
+      <w:proofErr w:type="spellStart"/>
+      <w:r>
+        <w:t>TypeScript</w:t>
+      </w:r>
+      <w:proofErr w:type="spellEnd"/>
+      <w:r>
+        <w:t>, route guards, interceptors, and shared services while keeping older Java endpoints stable during the transition.</w:t>
+      </w:r>
+    </w:p>
+    <w:p>
+      <w:pPr>
+        <w:pStyle w:val="NormalWeb"/>
         <w:numPr>
           <w:ilvl w:val="0"/>
-          <w:numId w:val="20"/>
+          <w:numId w:val="31"/>
         </w:numPr>
-        <w:spacing w:before="100" w:beforeAutospacing="1" w:after="100" w:afterAutospacing="1" w:line="240" w:lineRule="auto"/>
         <w:jc w:val="both"/>
-        <w:rPr>
-          <w:rFonts w:ascii="Times New Roman" w:eastAsia="Times New Roman" w:hAnsi="Times New Roman" w:cs="Times New Roman"/>
-          <w:sz w:val="24"/>
-          <w:szCs w:val="24"/>
-        </w:rPr>
-      </w:pPr>
-      <w:r>
-        <w:rPr>
-          <w:rFonts w:ascii="Times New Roman" w:eastAsia="Times New Roman" w:hAnsi="Times New Roman" w:cs="Times New Roman"/>
-          <w:sz w:val="24"/>
-          <w:szCs w:val="24"/>
-        </w:rPr>
-        <w:t xml:space="preserve">Implemented caching and </w:t>
+      </w:pPr>
+      <w:r>
+        <w:t xml:space="preserve">Reduced production defects by </w:t>
+      </w:r>
+      <w:r>
+        <w:rPr>
+          <w:rStyle w:val="Strong"/>
+        </w:rPr>
+        <w:t>31%</w:t>
+      </w:r>
+      <w:r>
+        <w:t xml:space="preserve"> by improving validation coverage, adding JUnit and </w:t>
       </w:r>
       <w:proofErr w:type="spellStart"/>
       <w:r>
-        <w:rPr>
-          <w:rFonts w:ascii="Times New Roman" w:eastAsia="Times New Roman" w:hAnsi="Times New Roman" w:cs="Times New Roman"/>
-          <w:sz w:val="24"/>
-          <w:szCs w:val="24"/>
-        </w:rPr>
-        <w:t>async</w:t>
+        <w:t>Mockito</w:t>
       </w:r>
       <w:proofErr w:type="spellEnd"/>
       <w:r>
-        <w:rPr>
-          <w:rFonts w:ascii="Times New Roman" w:eastAsia="Times New Roman" w:hAnsi="Times New Roman" w:cs="Times New Roman"/>
-          <w:sz w:val="24"/>
-          <w:szCs w:val="24"/>
-        </w:rPr>
-        <w:t xml:space="preserve"> data processing strategies with </w:t>
-      </w:r>
-      <w:proofErr w:type="spellStart"/>
-      <w:r>
-        <w:rPr>
-          <w:rFonts w:ascii="Times New Roman" w:eastAsia="Times New Roman" w:hAnsi="Times New Roman" w:cs="Times New Roman"/>
-          <w:sz w:val="24"/>
-          <w:szCs w:val="24"/>
-        </w:rPr>
-        <w:t>Redis</w:t>
-      </w:r>
-      <w:proofErr w:type="spellEnd"/>
-      <w:r>
-        <w:rPr>
-          <w:rFonts w:ascii="Times New Roman" w:eastAsia="Times New Roman" w:hAnsi="Times New Roman" w:cs="Times New Roman"/>
-          <w:sz w:val="24"/>
-          <w:szCs w:val="24"/>
-        </w:rPr>
-        <w:t xml:space="preserve"> and Kafka, enabling high-throughput workloads and significantly reducing response times.</w:t>
-      </w:r>
-    </w:p>
-    <w:p>
-      <w:pPr>
-        <w:pStyle w:val="ListParagraph"/>
+        <w:t xml:space="preserve"> tests around payment rules, and creating Cypress smoke tests for critical Angular flows.</w:t>
+      </w:r>
+    </w:p>
+    <w:p>
+      <w:pPr>
+        <w:pStyle w:val="NormalWeb"/>
         <w:numPr>
           <w:ilvl w:val="0"/>
-          <w:numId w:val="20"/>
+          <w:numId w:val="31"/>
         </w:numPr>
-        <w:spacing w:before="100" w:beforeAutospacing="1" w:after="100" w:afterAutospacing="1" w:line="240" w:lineRule="auto"/>
         <w:jc w:val="both"/>
-        <w:rPr>
-          <w:rFonts w:ascii="Times New Roman" w:eastAsia="Times New Roman" w:hAnsi="Times New Roman" w:cs="Times New Roman"/>
-          <w:sz w:val="24"/>
-          <w:szCs w:val="24"/>
-        </w:rPr>
-      </w:pPr>
-      <w:r>
-        <w:rPr>
-          <w:rFonts w:ascii="Times New Roman" w:eastAsia="Times New Roman" w:hAnsi="Times New Roman" w:cs="Times New Roman"/>
-          <w:sz w:val="24"/>
-          <w:szCs w:val="24"/>
-        </w:rPr>
-        <w:t xml:space="preserve">Worked closely with architects to define </w:t>
-      </w:r>
-      <w:proofErr w:type="spellStart"/>
-      <w:r>
-        <w:rPr>
-          <w:rFonts w:ascii="Times New Roman" w:eastAsia="Times New Roman" w:hAnsi="Times New Roman" w:cs="Times New Roman"/>
-          <w:sz w:val="24"/>
-          <w:szCs w:val="24"/>
-        </w:rPr>
-        <w:t>microservice</w:t>
-      </w:r>
-      <w:proofErr w:type="spellEnd"/>
-      <w:r>
-        <w:rPr>
-          <w:rFonts w:ascii="Times New Roman" w:eastAsia="Times New Roman" w:hAnsi="Times New Roman" w:cs="Times New Roman"/>
-          <w:sz w:val="24"/>
-          <w:szCs w:val="24"/>
-        </w:rPr>
-        <w:t xml:space="preserve"> boundaries, API contracts, and domain-driven design principles, resulting in modular and maintainable systems.</w:t>
-      </w:r>
-    </w:p>
-    <w:p>
-      <w:pPr>
-        <w:pStyle w:val="ListParagraph"/>
+      </w:pPr>
+      <w:r>
+        <w:t>Investigated a recurring timeout issue in customer search APIs by analyzing database execution plans, optimizing SQL joins, and introducing pagination for large account-history responses.</w:t>
+      </w:r>
+    </w:p>
+    <w:p>
+      <w:pPr>
+        <w:pStyle w:val="NormalWeb"/>
         <w:numPr>
           <w:ilvl w:val="0"/>
-          <w:numId w:val="20"/>
+          <w:numId w:val="31"/>
         </w:numPr>
-        <w:spacing w:before="100" w:beforeAutospacing="1" w:after="100" w:afterAutospacing="1" w:line="240" w:lineRule="auto"/>
         <w:jc w:val="both"/>
-        <w:rPr>
-          <w:rFonts w:ascii="Times New Roman" w:eastAsia="Times New Roman" w:hAnsi="Times New Roman" w:cs="Times New Roman"/>
-          <w:sz w:val="24"/>
-          <w:szCs w:val="24"/>
-        </w:rPr>
-      </w:pPr>
-      <w:r>
-        <w:rPr>
-          <w:rFonts w:ascii="Times New Roman" w:eastAsia="Times New Roman" w:hAnsi="Times New Roman" w:cs="Times New Roman"/>
-          <w:sz w:val="24"/>
-          <w:szCs w:val="24"/>
-        </w:rPr>
-        <w:t>Integrated third-party APIs and ensured data security through encryption standards, secure key management, and strict access control policies.</w:t>
-      </w:r>
-    </w:p>
-    <w:p>
-      <w:pPr>
-        <w:pStyle w:val="ListParagraph"/>
+      </w:pPr>
+      <w:r>
+        <w:t xml:space="preserve">Implemented REST APIs with </w:t>
+      </w:r>
+      <w:r>
+        <w:rPr>
+          <w:rStyle w:val="Strong"/>
+        </w:rPr>
+        <w:t>Spring Boot</w:t>
+      </w:r>
+      <w:r>
+        <w:t xml:space="preserve">, Hibernate, PostgreSQL, and </w:t>
+      </w:r>
+      <w:proofErr w:type="spellStart"/>
+      <w:r>
+        <w:t>Redis</w:t>
+      </w:r>
+      <w:proofErr w:type="spellEnd"/>
+      <w:r>
+        <w:t xml:space="preserve"> caching to support reporting screens that required fast filtering across customer, transaction, and audit data.</w:t>
+      </w:r>
+    </w:p>
+    <w:p>
+      <w:pPr>
+        <w:pStyle w:val="NormalWeb"/>
         <w:numPr>
           <w:ilvl w:val="0"/>
-          <w:numId w:val="20"/>
+          <w:numId w:val="31"/>
         </w:numPr>
-        <w:spacing w:before="100" w:beforeAutospacing="1" w:after="100" w:afterAutospacing="1" w:line="240" w:lineRule="auto"/>
         <w:jc w:val="both"/>
-        <w:rPr>
-          <w:rFonts w:ascii="Times New Roman" w:eastAsia="Times New Roman" w:hAnsi="Times New Roman" w:cs="Times New Roman"/>
-          <w:sz w:val="24"/>
-          <w:szCs w:val="24"/>
-        </w:rPr>
-      </w:pPr>
-      <w:r>
-        <w:rPr>
-          <w:rFonts w:ascii="Times New Roman" w:eastAsia="Times New Roman" w:hAnsi="Times New Roman" w:cs="Times New Roman"/>
-          <w:sz w:val="24"/>
-          <w:szCs w:val="24"/>
-        </w:rPr>
-        <w:t>Automated regression testing and integrated testing frameworks with CI/CD pipelines, ensuring reliable production releases.</w:t>
-      </w:r>
-    </w:p>
-    <w:p>
-      <w:pPr>
-        <w:pStyle w:val="ListParagraph"/>
+      </w:pPr>
+      <w:r>
+        <w:t>Supported a Java 8 to Java 11 migration by resolving Maven dependency conflicts, updating deprecated libraries, validating container images, and coordinating regression testing with QA teams.</w:t>
+      </w:r>
+    </w:p>
+    <w:p>
+      <w:pPr>
+        <w:pStyle w:val="NormalWeb"/>
         <w:numPr>
           <w:ilvl w:val="0"/>
-          <w:numId w:val="20"/>
+          <w:numId w:val="31"/>
         </w:numPr>
-        <w:spacing w:before="100" w:beforeAutospacing="1" w:after="100" w:afterAutospacing="1" w:line="240" w:lineRule="auto"/>
         <w:jc w:val="both"/>
-        <w:rPr>
-          <w:rFonts w:ascii="Times New Roman" w:eastAsia="Times New Roman" w:hAnsi="Times New Roman" w:cs="Times New Roman"/>
-          <w:sz w:val="24"/>
-          <w:szCs w:val="24"/>
-        </w:rPr>
-      </w:pPr>
-      <w:r>
-        <w:rPr>
-          <w:rFonts w:ascii="Times New Roman" w:eastAsia="Times New Roman" w:hAnsi="Times New Roman" w:cs="Times New Roman"/>
-          <w:sz w:val="24"/>
-          <w:szCs w:val="24"/>
-        </w:rPr>
-        <w:t xml:space="preserve">Partnered with stakeholders to translate complex business requirements into scalable technical solutions while aligning with </w:t>
-      </w:r>
-      <w:proofErr w:type="gramStart"/>
-      <w:r>
-        <w:rPr>
-          <w:rFonts w:ascii="Times New Roman" w:eastAsia="Times New Roman" w:hAnsi="Times New Roman" w:cs="Times New Roman"/>
-          <w:sz w:val="24"/>
-          <w:szCs w:val="24"/>
-        </w:rPr>
-        <w:t>Agile</w:t>
-      </w:r>
-      <w:proofErr w:type="gramEnd"/>
-      <w:r>
-        <w:rPr>
-          <w:rFonts w:ascii="Times New Roman" w:eastAsia="Times New Roman" w:hAnsi="Times New Roman" w:cs="Times New Roman"/>
-          <w:sz w:val="24"/>
-          <w:szCs w:val="24"/>
-        </w:rPr>
-        <w:t xml:space="preserve"> sprint goals.</w:t>
+      </w:pPr>
+      <w:r>
+        <w:t>Improved release reliability by adding Jenkins pipeline stages for unit testing, static analysis, packaged artifact validation, and environment-specific deployment approvals.</w:t>
+      </w:r>
+    </w:p>
+    <w:p>
+      <w:pPr>
+        <w:pStyle w:val="NormalWeb"/>
+        <w:numPr>
+          <w:ilvl w:val="0"/>
+          <w:numId w:val="31"/>
+        </w:numPr>
+        <w:jc w:val="both"/>
+      </w:pPr>
+      <w:r>
+        <w:t>Collaborated with architects, business analysts, and offshore engineers to break large banking features into sprint-ready stories with clear API contracts, acceptance criteria, and rollout plans.</w:t>
       </w:r>
     </w:p>
     <w:p>
@@ -1226,20 +1345,21 @@
         <w:pStyle w:val="NormalWeb"/>
         <w:numPr>
           <w:ilvl w:val="0"/>
-          <w:numId w:val="23"/>
+          <w:numId w:val="32"/>
         </w:numPr>
         <w:jc w:val="both"/>
       </w:pPr>
       <w:r>
-        <w:t xml:space="preserve">Built enterprise Angular applications with modular architecture, introducing lazy loading and </w:t>
-      </w:r>
-      <w:proofErr w:type="spellStart"/>
-      <w:r>
-        <w:t>RxJS</w:t>
-      </w:r>
-      <w:proofErr w:type="spellEnd"/>
-      <w:r>
-        <w:t xml:space="preserve"> observables for improved rendering efficiency.</w:t>
+        <w:t xml:space="preserve">Built Java-based enterprise web applications with </w:t>
+      </w:r>
+      <w:r>
+        <w:rPr>
+          <w:rStyle w:val="Strong"/>
+        </w:rPr>
+        <w:t>Java 8</w:t>
+      </w:r>
+      <w:r>
+        <w:t>, Spring MVC 4.x, Hibernate, Maven, Tomcat, MySQL, and Oracle for logistics, reporting, and back-office workflow systems.</w:t>
       </w:r>
     </w:p>
     <w:p>
@@ -1247,12 +1367,21 @@
         <w:pStyle w:val="NormalWeb"/>
         <w:numPr>
           <w:ilvl w:val="0"/>
-          <w:numId w:val="23"/>
+          <w:numId w:val="32"/>
         </w:numPr>
         <w:jc w:val="both"/>
       </w:pPr>
       <w:r>
-        <w:t>Implemented Java Spring MVC and Spring Boot backend modules supporting multi-tenant applications, integrating seamlessly with relational and non-relational databases.</w:t>
+        <w:t xml:space="preserve">Implemented front-end screens with </w:t>
+      </w:r>
+      <w:r>
+        <w:rPr>
+          <w:rStyle w:val="Strong"/>
+        </w:rPr>
+        <w:t>AngularJS 1.x</w:t>
+      </w:r>
+      <w:r>
+        <w:t>, JavaScript, HTML, CSS, Bootstrap, and REST service integration for internal dashboards used by operations and support teams.</w:t>
       </w:r>
     </w:p>
     <w:p>
@@ -1260,21 +1389,22 @@
         <w:pStyle w:val="NormalWeb"/>
         <w:numPr>
           <w:ilvl w:val="0"/>
-          <w:numId w:val="23"/>
+          <w:numId w:val="32"/>
         </w:numPr>
         <w:jc w:val="both"/>
       </w:pPr>
       <w:r>
-        <w:t xml:space="preserve">Deployed applications into </w:t>
+        <w:lastRenderedPageBreak/>
+        <w:t xml:space="preserve">Improved page-load performance by </w:t>
       </w:r>
       <w:r>
         <w:rPr>
           <w:rStyle w:val="Strong"/>
         </w:rPr>
-        <w:t>GCP App Engine</w:t>
-      </w:r>
-      <w:r>
-        <w:t xml:space="preserve"> with containerized builds, enhancing resilience and ensuring fault-tolerant scaling in production environments.</w:t>
+        <w:t>27%</w:t>
+      </w:r>
+      <w:r>
+        <w:t xml:space="preserve"> by reducing unnecessary AngularJS watchers, compressing large JSON responses, and moving repeated lookup queries into cached backend services.</w:t>
       </w:r>
     </w:p>
     <w:p>
@@ -1282,12 +1412,12 @@
         <w:pStyle w:val="NormalWeb"/>
         <w:numPr>
           <w:ilvl w:val="0"/>
-          <w:numId w:val="23"/>
+          <w:numId w:val="32"/>
         </w:numPr>
         <w:jc w:val="both"/>
       </w:pPr>
       <w:r>
-        <w:t>Optimized SQL schemas in MySQL and PostgreSQL and implemented partitioning strategies, improving query execution speed and storage efficiency.</w:t>
+        <w:t>Fixed a production issue where invoice records were intermittently saved without required status history by adding transaction boundaries, validation checks, and rollback-safe service logic.</w:t>
       </w:r>
     </w:p>
     <w:p>
@@ -1295,12 +1425,12 @@
         <w:pStyle w:val="NormalWeb"/>
         <w:numPr>
           <w:ilvl w:val="0"/>
-          <w:numId w:val="23"/>
+          <w:numId w:val="32"/>
         </w:numPr>
         <w:jc w:val="both"/>
       </w:pPr>
       <w:r>
-        <w:t>Integrated NoSQL databases like MongoDB for unstructured data storage, improving analytics processing for client-driven insights.</w:t>
+        <w:t>Created REST endpoints for shipment tracking, customer notes, document upload, and audit history while maintaining compatibility with older servlet-based application modules.</w:t>
       </w:r>
     </w:p>
     <w:p>
@@ -1308,20 +1438,12 @@
         <w:pStyle w:val="NormalWeb"/>
         <w:numPr>
           <w:ilvl w:val="0"/>
-          <w:numId w:val="23"/>
+          <w:numId w:val="32"/>
         </w:numPr>
         <w:jc w:val="both"/>
       </w:pPr>
       <w:r>
-        <w:t xml:space="preserve">Worked with </w:t>
-      </w:r>
-      <w:proofErr w:type="spellStart"/>
-      <w:r>
-        <w:t>Dockerized</w:t>
-      </w:r>
-      <w:proofErr w:type="spellEnd"/>
-      <w:r>
-        <w:t xml:space="preserve"> environments to replicate production setups locally, reducing integration bugs and streamlining developer onboarding.</w:t>
+        <w:t>Participated in a legacy upgrade from older Struts-style screens to Spring MVC pages, helping replace tightly coupled controllers with clearer service-layer and repository patterns.</w:t>
       </w:r>
     </w:p>
     <w:p>
@@ -1329,12 +1451,12 @@
         <w:pStyle w:val="NormalWeb"/>
         <w:numPr>
           <w:ilvl w:val="0"/>
-          <w:numId w:val="23"/>
+          <w:numId w:val="32"/>
         </w:numPr>
         <w:jc w:val="both"/>
       </w:pPr>
       <w:r>
-        <w:t>Supported cross-team collaboration with front-end engineers, QA testers, and product owners, delivering consistent features aligned with deadlines.</w:t>
+        <w:t>Added JUnit tests around pricing calculations, date handling, and permission checks to reduce regression risk when business rules changed between customer releases.</w:t>
       </w:r>
     </w:p>
     <w:p>
@@ -1342,12 +1464,12 @@
         <w:pStyle w:val="NormalWeb"/>
         <w:numPr>
           <w:ilvl w:val="0"/>
-          <w:numId w:val="23"/>
+          <w:numId w:val="32"/>
         </w:numPr>
         <w:jc w:val="both"/>
       </w:pPr>
       <w:r>
-        <w:t>Refactored legacy codebases to align with modern coding standards, reducing technical debt and boosting maintainability.</w:t>
+        <w:t>Worked closely with senior engineers during deployment support, log analysis, database patch validation, and root-cause reviews for defects found in staging and production.</w:t>
       </w:r>
     </w:p>
     <w:p>
@@ -1420,213 +1542,119 @@
     </w:p>
     <w:p>
       <w:pPr>
-        <w:pStyle w:val="ListParagraph"/>
+        <w:pStyle w:val="NormalWeb"/>
         <w:numPr>
           <w:ilvl w:val="0"/>
-          <w:numId w:val="24"/>
+          <w:numId w:val="33"/>
         </w:numPr>
-        <w:spacing w:before="100" w:beforeAutospacing="1" w:after="100" w:afterAutospacing="1" w:line="240" w:lineRule="auto"/>
         <w:jc w:val="both"/>
-        <w:rPr>
-          <w:rFonts w:ascii="Times New Roman" w:eastAsia="Times New Roman" w:hAnsi="Times New Roman" w:cs="Times New Roman"/>
-          <w:sz w:val="24"/>
-          <w:szCs w:val="24"/>
-        </w:rPr>
-      </w:pPr>
-      <w:r>
-        <w:rPr>
-          <w:rFonts w:ascii="Times New Roman" w:eastAsia="Times New Roman" w:hAnsi="Times New Roman" w:cs="Times New Roman"/>
-          <w:sz w:val="24"/>
-          <w:szCs w:val="24"/>
-        </w:rPr>
-        <w:t xml:space="preserve">Contributed to enterprise web application modules using AngularJS and Java </w:t>
-      </w:r>
-      <w:proofErr w:type="spellStart"/>
-      <w:r>
-        <w:rPr>
-          <w:rFonts w:ascii="Times New Roman" w:eastAsia="Times New Roman" w:hAnsi="Times New Roman" w:cs="Times New Roman"/>
-          <w:sz w:val="24"/>
-          <w:szCs w:val="24"/>
-        </w:rPr>
-        <w:t>backends</w:t>
-      </w:r>
-      <w:proofErr w:type="spellEnd"/>
-      <w:r>
-        <w:rPr>
-          <w:rFonts w:ascii="Times New Roman" w:eastAsia="Times New Roman" w:hAnsi="Times New Roman" w:cs="Times New Roman"/>
-          <w:sz w:val="24"/>
-          <w:szCs w:val="24"/>
-        </w:rPr>
-        <w:t>, improving system usability and performance.</w:t>
-      </w:r>
-    </w:p>
-    <w:p>
-      <w:pPr>
-        <w:pStyle w:val="ListParagraph"/>
+      </w:pPr>
+      <w:r>
+        <w:t xml:space="preserve">Supported internal engineering tools using </w:t>
+      </w:r>
+      <w:r>
+        <w:rPr>
+          <w:rStyle w:val="Strong"/>
+        </w:rPr>
+        <w:t>Java 7</w:t>
+      </w:r>
+      <w:r>
+        <w:t>, JavaScript, SQL Server, REST endpoints, and web UI fixes for dashboards used by development and operations teams.</w:t>
+      </w:r>
+    </w:p>
+    <w:p>
+      <w:pPr>
+        <w:pStyle w:val="NormalWeb"/>
         <w:numPr>
           <w:ilvl w:val="0"/>
-          <w:numId w:val="24"/>
+          <w:numId w:val="33"/>
         </w:numPr>
-        <w:spacing w:before="100" w:beforeAutospacing="1" w:after="100" w:afterAutospacing="1" w:line="240" w:lineRule="auto"/>
         <w:jc w:val="both"/>
-        <w:rPr>
-          <w:rFonts w:ascii="Times New Roman" w:eastAsia="Times New Roman" w:hAnsi="Times New Roman" w:cs="Times New Roman"/>
-          <w:sz w:val="24"/>
-          <w:szCs w:val="24"/>
-        </w:rPr>
-      </w:pPr>
-      <w:r>
-        <w:rPr>
-          <w:rFonts w:ascii="Times New Roman" w:eastAsia="Times New Roman" w:hAnsi="Times New Roman" w:cs="Times New Roman"/>
-          <w:sz w:val="24"/>
-          <w:szCs w:val="24"/>
-        </w:rPr>
-        <w:lastRenderedPageBreak/>
-        <w:t>Created SQL stored procedures and optimized database queries to handle large-scale datasets across enterprise data management systems.</w:t>
-      </w:r>
-    </w:p>
-    <w:p>
-      <w:pPr>
-        <w:pStyle w:val="ListParagraph"/>
+      </w:pPr>
+      <w:r>
+        <w:t>Built small service-layer enhancements for internal workflow utilities, including validation rules, data export improvements, and safer handling for missing or malformed request parameters.</w:t>
+      </w:r>
+    </w:p>
+    <w:p>
+      <w:pPr>
+        <w:pStyle w:val="NormalWeb"/>
         <w:numPr>
           <w:ilvl w:val="0"/>
-          <w:numId w:val="24"/>
+          <w:numId w:val="33"/>
         </w:numPr>
-        <w:spacing w:before="100" w:beforeAutospacing="1" w:after="100" w:afterAutospacing="1" w:line="240" w:lineRule="auto"/>
         <w:jc w:val="both"/>
-        <w:rPr>
-          <w:rFonts w:ascii="Times New Roman" w:eastAsia="Times New Roman" w:hAnsi="Times New Roman" w:cs="Times New Roman"/>
-          <w:sz w:val="24"/>
-          <w:szCs w:val="24"/>
-        </w:rPr>
-      </w:pPr>
-      <w:r>
-        <w:rPr>
-          <w:rFonts w:ascii="Times New Roman" w:eastAsia="Times New Roman" w:hAnsi="Times New Roman" w:cs="Times New Roman"/>
-          <w:sz w:val="24"/>
-          <w:szCs w:val="24"/>
-        </w:rPr>
-        <w:t>Collaborated with senior developers to integrate authentication and security modules, ensuring compliance with corporate identity standards.</w:t>
-      </w:r>
-    </w:p>
-    <w:p>
-      <w:pPr>
-        <w:pStyle w:val="ListParagraph"/>
+      </w:pPr>
+      <w:r>
+        <w:t xml:space="preserve">Created front-end prototypes with JavaScript, jQuery, HTML, CSS, and late-internship </w:t>
+      </w:r>
+      <w:r>
+        <w:rPr>
+          <w:rStyle w:val="Strong"/>
+        </w:rPr>
+        <w:t>AngularJS 1.2</w:t>
+      </w:r>
+      <w:r>
+        <w:t xml:space="preserve"> concepts to improve form usability and reduce manual refresh behavior.</w:t>
+      </w:r>
+    </w:p>
+    <w:p>
+      <w:pPr>
+        <w:pStyle w:val="NormalWeb"/>
         <w:numPr>
           <w:ilvl w:val="0"/>
-          <w:numId w:val="24"/>
+          <w:numId w:val="33"/>
         </w:numPr>
-        <w:spacing w:before="100" w:beforeAutospacing="1" w:after="100" w:afterAutospacing="1" w:line="240" w:lineRule="auto"/>
         <w:jc w:val="both"/>
-        <w:rPr>
-          <w:rFonts w:ascii="Times New Roman" w:eastAsia="Times New Roman" w:hAnsi="Times New Roman" w:cs="Times New Roman"/>
-          <w:sz w:val="24"/>
-          <w:szCs w:val="24"/>
-        </w:rPr>
-      </w:pPr>
-      <w:r>
-        <w:rPr>
-          <w:rFonts w:ascii="Times New Roman" w:eastAsia="Times New Roman" w:hAnsi="Times New Roman" w:cs="Times New Roman"/>
-          <w:sz w:val="24"/>
-          <w:szCs w:val="24"/>
-        </w:rPr>
-        <w:t>Assisted in refactoring front-end UI modules to improve rendering performance and user experience across multiple devices.</w:t>
-      </w:r>
-    </w:p>
-    <w:p>
-      <w:pPr>
-        <w:pStyle w:val="ListParagraph"/>
+      </w:pPr>
+      <w:r>
+        <w:t>Investigated defects involving inconsistent status values between UI screens and backend records by tracing API responses, SQL queries, and server-side validation paths.</w:t>
+      </w:r>
+    </w:p>
+    <w:p>
+      <w:pPr>
+        <w:pStyle w:val="NormalWeb"/>
         <w:numPr>
           <w:ilvl w:val="0"/>
-          <w:numId w:val="24"/>
+          <w:numId w:val="33"/>
         </w:numPr>
-        <w:spacing w:before="100" w:beforeAutospacing="1" w:after="100" w:afterAutospacing="1" w:line="240" w:lineRule="auto"/>
         <w:jc w:val="both"/>
-        <w:rPr>
-          <w:rFonts w:ascii="Times New Roman" w:eastAsia="Times New Roman" w:hAnsi="Times New Roman" w:cs="Times New Roman"/>
-          <w:sz w:val="24"/>
-          <w:szCs w:val="24"/>
-        </w:rPr>
-      </w:pPr>
-      <w:r>
-        <w:rPr>
-          <w:rFonts w:ascii="Times New Roman" w:eastAsia="Times New Roman" w:hAnsi="Times New Roman" w:cs="Times New Roman"/>
-          <w:sz w:val="24"/>
-          <w:szCs w:val="24"/>
-        </w:rPr>
-        <w:t>Participated in Agile sprints, contributing to documentation, testing, and development of new features within enterprise productivity tools.</w:t>
-      </w:r>
-    </w:p>
-    <w:p>
-      <w:pPr>
-        <w:pStyle w:val="ListParagraph"/>
+      </w:pPr>
+      <w:r>
+        <w:t>Wrote unit tests and integration checks for utility methods, request parsing, and database-backed workflows to improve confidence before code was merged into shared branches.</w:t>
+      </w:r>
+    </w:p>
+    <w:p>
+      <w:pPr>
+        <w:pStyle w:val="NormalWeb"/>
         <w:numPr>
           <w:ilvl w:val="0"/>
-          <w:numId w:val="24"/>
+          <w:numId w:val="33"/>
         </w:numPr>
-        <w:spacing w:before="100" w:beforeAutospacing="1" w:after="100" w:afterAutospacing="1" w:line="240" w:lineRule="auto"/>
         <w:jc w:val="both"/>
-        <w:rPr>
-          <w:rFonts w:ascii="Times New Roman" w:eastAsia="Times New Roman" w:hAnsi="Times New Roman" w:cs="Times New Roman"/>
-          <w:sz w:val="24"/>
-          <w:szCs w:val="24"/>
-        </w:rPr>
-      </w:pPr>
-      <w:r>
-        <w:rPr>
-          <w:rFonts w:ascii="Times New Roman" w:eastAsia="Times New Roman" w:hAnsi="Times New Roman" w:cs="Times New Roman"/>
-          <w:sz w:val="24"/>
-          <w:szCs w:val="24"/>
-        </w:rPr>
-        <w:t>Conducted research and proof-of-concepts on emerging frameworks, presenting recommendations for future adoption.</w:t>
-      </w:r>
-    </w:p>
-    <w:p>
-      <w:pPr>
-        <w:pStyle w:val="ListParagraph"/>
+      </w:pPr>
+      <w:r>
+        <w:t>Assisted senior developers with documentation, code reviews, build troubleshooting, and release notes for internal tools that required stable behavior across multiple browser versions.</w:t>
+      </w:r>
+    </w:p>
+    <w:p>
+      <w:pPr>
+        <w:pStyle w:val="NormalWeb"/>
         <w:numPr>
           <w:ilvl w:val="0"/>
-          <w:numId w:val="24"/>
+          <w:numId w:val="33"/>
         </w:numPr>
-        <w:spacing w:before="100" w:beforeAutospacing="1" w:after="100" w:afterAutospacing="1" w:line="240" w:lineRule="auto"/>
         <w:jc w:val="both"/>
-        <w:rPr>
-          <w:rFonts w:ascii="Times New Roman" w:eastAsia="Times New Roman" w:hAnsi="Times New Roman" w:cs="Times New Roman"/>
-          <w:sz w:val="24"/>
-          <w:szCs w:val="24"/>
-        </w:rPr>
-      </w:pPr>
-      <w:r>
-        <w:rPr>
-          <w:rFonts w:ascii="Times New Roman" w:eastAsia="Times New Roman" w:hAnsi="Times New Roman" w:cs="Times New Roman"/>
-          <w:sz w:val="24"/>
-          <w:szCs w:val="24"/>
-        </w:rPr>
-        <w:t>Integrated Azure cloud services into application workflows, supporting real-time monitoring and analytics for internal teams.</w:t>
-      </w:r>
-    </w:p>
-    <w:p>
-      <w:pPr>
-        <w:pStyle w:val="ListParagraph"/>
-        <w:numPr>
-          <w:ilvl w:val="0"/>
-          <w:numId w:val="24"/>
-        </w:numPr>
-        <w:spacing w:before="100" w:beforeAutospacing="1" w:after="100" w:afterAutospacing="1" w:line="240" w:lineRule="auto"/>
-        <w:jc w:val="both"/>
-        <w:rPr>
-          <w:rFonts w:ascii="Times New Roman" w:eastAsia="Times New Roman" w:hAnsi="Times New Roman" w:cs="Times New Roman"/>
-          <w:sz w:val="24"/>
-          <w:szCs w:val="24"/>
-        </w:rPr>
-      </w:pPr>
-      <w:r>
-        <w:rPr>
-          <w:rFonts w:ascii="Times New Roman" w:eastAsia="Times New Roman" w:hAnsi="Times New Roman" w:cs="Times New Roman"/>
-          <w:sz w:val="24"/>
-          <w:szCs w:val="24"/>
-        </w:rPr>
-        <w:t>Prepared technical documentation and unit test coverage, ensuring maintainability and clear knowledge transfer.</w:t>
+      </w:pPr>
+      <w:r>
+        <w:t xml:space="preserve">Gained practical experience with </w:t>
+      </w:r>
+      <w:proofErr w:type="gramStart"/>
+      <w:r>
+        <w:t>Agile</w:t>
+      </w:r>
+      <w:proofErr w:type="gramEnd"/>
+      <w:r>
+        <w:t xml:space="preserve"> ceremonies, source control workflows, issue tracking, and production-minded engineering practices in a large-scale software environment.</w:t>
       </w:r>
     </w:p>
     <w:p>
@@ -1658,194 +1686,118 @@
     </w:p>
     <w:p>
       <w:pPr>
-        <w:pStyle w:val="ListParagraph"/>
+        <w:pStyle w:val="Heading2"/>
+        <w:rPr>
+          <w:rFonts w:ascii="Times New Roman" w:hAnsi="Times New Roman" w:cs="Times New Roman"/>
+          <w:color w:val="auto"/>
+          <w:sz w:val="24"/>
+          <w:szCs w:val="24"/>
+        </w:rPr>
+      </w:pPr>
+      <w:r>
+        <w:rPr>
+          <w:rFonts w:ascii="Times New Roman" w:hAnsi="Times New Roman" w:cs="Times New Roman"/>
+          <w:color w:val="auto"/>
+          <w:sz w:val="24"/>
+          <w:szCs w:val="24"/>
+        </w:rPr>
+        <w:t>Enterprise Case Management Modernization</w:t>
+      </w:r>
+    </w:p>
+    <w:p>
+      <w:pPr>
+        <w:pStyle w:val="NormalWeb"/>
         <w:numPr>
           <w:ilvl w:val="0"/>
-          <w:numId w:val="26"/>
+          <w:numId w:val="34"/>
         </w:numPr>
-        <w:spacing w:before="100" w:beforeAutospacing="1" w:after="100" w:afterAutospacing="1" w:line="240" w:lineRule="auto"/>
-        <w:jc w:val="both"/>
-        <w:rPr>
-          <w:rFonts w:ascii="Times New Roman" w:eastAsia="Times New Roman" w:hAnsi="Times New Roman" w:cs="Times New Roman"/>
+      </w:pPr>
+      <w:r>
+        <w:t xml:space="preserve">Modernized a legacy Java and JSP-based case management platform into a </w:t>
+      </w:r>
+      <w:r>
+        <w:rPr>
+          <w:rStyle w:val="Strong"/>
+        </w:rPr>
+        <w:t>Spring Boot</w:t>
+      </w:r>
+      <w:r>
+        <w:t xml:space="preserve">, </w:t>
+      </w:r>
+      <w:r>
+        <w:rPr>
+          <w:rStyle w:val="Strong"/>
+        </w:rPr>
+        <w:t>Angular</w:t>
+      </w:r>
+      <w:r>
+        <w:t xml:space="preserve">, PostgreSQL, and </w:t>
+      </w:r>
+      <w:proofErr w:type="spellStart"/>
+      <w:r>
+        <w:t>Redis</w:t>
+      </w:r>
+      <w:proofErr w:type="spellEnd"/>
+      <w:r>
+        <w:t xml:space="preserve"> application with role-based workflows, audit history, document upload, and dashboard reporting. The project included REST API redesign, Angular component reuse, slow-query optimization, authentication cleanup, and staged migration from legacy screens without disrupting active users.</w:t>
+      </w:r>
+    </w:p>
+    <w:p>
+      <w:pPr>
+        <w:pStyle w:val="Heading2"/>
+        <w:rPr>
+          <w:rFonts w:ascii="Times New Roman" w:hAnsi="Times New Roman" w:cs="Times New Roman"/>
+          <w:color w:val="auto"/>
           <w:sz w:val="24"/>
           <w:szCs w:val="24"/>
         </w:rPr>
       </w:pPr>
       <w:r>
         <w:rPr>
-          <w:rFonts w:ascii="Times New Roman" w:eastAsia="Times New Roman" w:hAnsi="Times New Roman" w:cs="Times New Roman"/>
-          <w:b/>
-          <w:bCs/>
+          <w:rFonts w:ascii="Times New Roman" w:hAnsi="Times New Roman" w:cs="Times New Roman"/>
+          <w:color w:val="auto"/>
           <w:sz w:val="24"/>
           <w:szCs w:val="24"/>
         </w:rPr>
-        <w:t>E-Commerce Cloud Migration:</w:t>
-      </w:r>
-      <w:r>
-        <w:rPr>
-          <w:rFonts w:ascii="Times New Roman" w:eastAsia="Times New Roman" w:hAnsi="Times New Roman" w:cs="Times New Roman"/>
-          <w:sz w:val="24"/>
-          <w:szCs w:val="24"/>
-        </w:rPr>
-        <w:t xml:space="preserve"> </w:t>
-      </w:r>
-      <w:proofErr w:type="gramStart"/>
-      <w:r>
-        <w:rPr>
-          <w:rFonts w:ascii="Times New Roman" w:eastAsia="Times New Roman" w:hAnsi="Times New Roman" w:cs="Times New Roman"/>
-          <w:sz w:val="24"/>
-          <w:szCs w:val="24"/>
-        </w:rPr>
-        <w:t>Migrated</w:t>
-      </w:r>
-      <w:proofErr w:type="gramEnd"/>
-      <w:r>
-        <w:rPr>
-          <w:rFonts w:ascii="Times New Roman" w:eastAsia="Times New Roman" w:hAnsi="Times New Roman" w:cs="Times New Roman"/>
-          <w:sz w:val="24"/>
-          <w:szCs w:val="24"/>
-        </w:rPr>
-        <w:t xml:space="preserve"> a legacy retail platform to </w:t>
-      </w:r>
-      <w:proofErr w:type="spellStart"/>
-      <w:r>
-        <w:rPr>
-          <w:rFonts w:ascii="Times New Roman" w:eastAsia="Times New Roman" w:hAnsi="Times New Roman" w:cs="Times New Roman"/>
-          <w:sz w:val="24"/>
-          <w:szCs w:val="24"/>
-        </w:rPr>
-        <w:t>microservices</w:t>
-      </w:r>
-      <w:proofErr w:type="spellEnd"/>
-      <w:r>
-        <w:rPr>
-          <w:rFonts w:ascii="Times New Roman" w:eastAsia="Times New Roman" w:hAnsi="Times New Roman" w:cs="Times New Roman"/>
-          <w:sz w:val="24"/>
-          <w:szCs w:val="24"/>
-        </w:rPr>
-        <w:t xml:space="preserve"> on AWS + GCP with Angular frontend and </w:t>
-      </w:r>
-      <w:proofErr w:type="spellStart"/>
-      <w:r>
-        <w:rPr>
-          <w:rFonts w:ascii="Times New Roman" w:eastAsia="Times New Roman" w:hAnsi="Times New Roman" w:cs="Times New Roman"/>
-          <w:sz w:val="24"/>
-          <w:szCs w:val="24"/>
-        </w:rPr>
-        <w:t>Dockerized</w:t>
-      </w:r>
-      <w:proofErr w:type="spellEnd"/>
-      <w:r>
-        <w:rPr>
-          <w:rFonts w:ascii="Times New Roman" w:eastAsia="Times New Roman" w:hAnsi="Times New Roman" w:cs="Times New Roman"/>
-          <w:sz w:val="24"/>
-          <w:szCs w:val="24"/>
-        </w:rPr>
-        <w:t xml:space="preserve"> Java backend.</w:t>
-      </w:r>
-    </w:p>
-    <w:p>
-      <w:pPr>
-        <w:pStyle w:val="ListParagraph"/>
+        <w:t>Cloud-Native Customer Operations Platform</w:t>
+      </w:r>
+    </w:p>
+    <w:p>
+      <w:pPr>
+        <w:pStyle w:val="NormalWeb"/>
         <w:numPr>
           <w:ilvl w:val="0"/>
-          <w:numId w:val="26"/>
+          <w:numId w:val="34"/>
         </w:numPr>
-        <w:spacing w:before="100" w:beforeAutospacing="1" w:after="100" w:afterAutospacing="1" w:line="240" w:lineRule="auto"/>
-        <w:jc w:val="both"/>
-        <w:rPr>
-          <w:rFonts w:ascii="Times New Roman" w:eastAsia="Times New Roman" w:hAnsi="Times New Roman" w:cs="Times New Roman"/>
-          <w:sz w:val="24"/>
-          <w:szCs w:val="24"/>
-        </w:rPr>
-      </w:pPr>
-      <w:r>
-        <w:rPr>
-          <w:rFonts w:ascii="Times New Roman" w:eastAsia="Times New Roman" w:hAnsi="Times New Roman" w:cs="Times New Roman"/>
-          <w:b/>
-          <w:bCs/>
-          <w:sz w:val="24"/>
-          <w:szCs w:val="24"/>
-        </w:rPr>
-        <w:t>Financial Analytics Dashboard:</w:t>
-      </w:r>
-      <w:r>
-        <w:rPr>
-          <w:rFonts w:ascii="Times New Roman" w:eastAsia="Times New Roman" w:hAnsi="Times New Roman" w:cs="Times New Roman"/>
-          <w:sz w:val="24"/>
-          <w:szCs w:val="24"/>
-        </w:rPr>
-        <w:t xml:space="preserve"> Built a real-time Angular dashboard integrating Java APIs with SQL + NoSQL </w:t>
+      </w:pPr>
+      <w:r>
+        <w:t xml:space="preserve">Designed and delivered backend and frontend features for a customer operations platform using </w:t>
+      </w:r>
+      <w:r>
+        <w:rPr>
+          <w:rStyle w:val="Strong"/>
+        </w:rPr>
+        <w:t>Java 17</w:t>
+      </w:r>
+      <w:r>
+        <w:t xml:space="preserve">, </w:t>
+      </w:r>
+      <w:r>
+        <w:rPr>
+          <w:rStyle w:val="Strong"/>
+        </w:rPr>
+        <w:t>Spring Boot</w:t>
+      </w:r>
+      <w:r>
+        <w:t xml:space="preserve">, Angular, Kafka, Docker, AWS, PostgreSQL, and </w:t>
       </w:r>
       <w:proofErr w:type="spellStart"/>
       <w:r>
-        <w:rPr>
-          <w:rFonts w:ascii="Times New Roman" w:eastAsia="Times New Roman" w:hAnsi="Times New Roman" w:cs="Times New Roman"/>
-          <w:sz w:val="24"/>
-          <w:szCs w:val="24"/>
-        </w:rPr>
-        <w:t>backends</w:t>
+        <w:t>Redis</w:t>
       </w:r>
       <w:proofErr w:type="spellEnd"/>
       <w:r>
-        <w:rPr>
-          <w:rFonts w:ascii="Times New Roman" w:eastAsia="Times New Roman" w:hAnsi="Times New Roman" w:cs="Times New Roman"/>
-          <w:sz w:val="24"/>
-          <w:szCs w:val="24"/>
-        </w:rPr>
-        <w:t xml:space="preserve"> for large-scale reporting.</w:t>
-      </w:r>
-    </w:p>
-    <w:p>
-      <w:pPr>
-        <w:pStyle w:val="ListParagraph"/>
-        <w:numPr>
-          <w:ilvl w:val="0"/>
-          <w:numId w:val="26"/>
-        </w:numPr>
-        <w:spacing w:before="100" w:beforeAutospacing="1" w:after="100" w:afterAutospacing="1" w:line="240" w:lineRule="auto"/>
-        <w:jc w:val="both"/>
-        <w:rPr>
-          <w:rFonts w:ascii="Times New Roman" w:eastAsia="Times New Roman" w:hAnsi="Times New Roman" w:cs="Times New Roman"/>
-          <w:sz w:val="24"/>
-          <w:szCs w:val="24"/>
-        </w:rPr>
-      </w:pPr>
-      <w:r>
-        <w:rPr>
-          <w:rFonts w:ascii="Times New Roman" w:eastAsia="Times New Roman" w:hAnsi="Times New Roman" w:cs="Times New Roman"/>
-          <w:b/>
-          <w:bCs/>
-          <w:sz w:val="24"/>
-          <w:szCs w:val="24"/>
-        </w:rPr>
-        <w:t>Healthcare Platform Modernization:</w:t>
-      </w:r>
-      <w:r>
-        <w:rPr>
-          <w:rFonts w:ascii="Times New Roman" w:eastAsia="Times New Roman" w:hAnsi="Times New Roman" w:cs="Times New Roman"/>
-          <w:sz w:val="24"/>
-          <w:szCs w:val="24"/>
-        </w:rPr>
-        <w:t xml:space="preserve"> Re-architected a patient data system with Java Spring Boot </w:t>
-      </w:r>
-      <w:proofErr w:type="spellStart"/>
-      <w:r>
-        <w:rPr>
-          <w:rFonts w:ascii="Times New Roman" w:eastAsia="Times New Roman" w:hAnsi="Times New Roman" w:cs="Times New Roman"/>
-          <w:sz w:val="24"/>
-          <w:szCs w:val="24"/>
-        </w:rPr>
-        <w:t>microservices</w:t>
-      </w:r>
-      <w:proofErr w:type="spellEnd"/>
-      <w:r>
-        <w:rPr>
-          <w:rFonts w:ascii="Times New Roman" w:eastAsia="Times New Roman" w:hAnsi="Times New Roman" w:cs="Times New Roman"/>
-          <w:sz w:val="24"/>
-          <w:szCs w:val="24"/>
-        </w:rPr>
-        <w:t xml:space="preserve"> and Angular frontend to improve compliance and scalability.</w:t>
+        <w:t>. The project supported approval routing, notification events, administrative reporting, retry-safe processing, observability improvements, and CI/CD deployment workflows for faster and safer production releases.</w:t>
       </w:r>
     </w:p>
     <w:p>
@@ -1872,111 +1824,83 @@
           <w:sz w:val="27"/>
           <w:szCs w:val="27"/>
         </w:rPr>
+        <w:lastRenderedPageBreak/>
         <w:t>Certifications</w:t>
       </w:r>
     </w:p>
     <w:p>
       <w:pPr>
-        <w:pStyle w:val="ListParagraph"/>
+        <w:pStyle w:val="NormalWeb"/>
         <w:numPr>
           <w:ilvl w:val="0"/>
-          <w:numId w:val="28"/>
+          <w:numId w:val="34"/>
         </w:numPr>
-        <w:spacing w:before="100" w:beforeAutospacing="1" w:after="100" w:afterAutospacing="1" w:line="240" w:lineRule="auto"/>
-        <w:jc w:val="both"/>
-        <w:rPr>
-          <w:rFonts w:ascii="Times New Roman" w:eastAsia="Times New Roman" w:hAnsi="Times New Roman" w:cs="Times New Roman"/>
-          <w:sz w:val="24"/>
-          <w:szCs w:val="24"/>
-        </w:rPr>
-      </w:pPr>
-      <w:r>
-        <w:rPr>
-          <w:rFonts w:ascii="Times New Roman" w:eastAsia="Times New Roman" w:hAnsi="Times New Roman" w:cs="Times New Roman"/>
-          <w:b/>
-          <w:bCs/>
-          <w:sz w:val="24"/>
-          <w:szCs w:val="24"/>
-        </w:rPr>
-        <w:t>AWS Certified Solutions Architect – Associate</w:t>
-      </w:r>
-    </w:p>
-    <w:p>
-      <w:pPr>
-        <w:pStyle w:val="ListParagraph"/>
+      </w:pPr>
+      <w:r>
+        <w:rPr>
+          <w:rStyle w:val="Strong"/>
+        </w:rPr>
+        <w:t>Oracle Certified Professional: Java SE 11 Developer</w:t>
+      </w:r>
+    </w:p>
+    <w:p>
+      <w:pPr>
+        <w:pStyle w:val="NormalWeb"/>
         <w:numPr>
           <w:ilvl w:val="0"/>
-          <w:numId w:val="28"/>
+          <w:numId w:val="34"/>
         </w:numPr>
-        <w:spacing w:before="100" w:beforeAutospacing="1" w:after="100" w:afterAutospacing="1" w:line="240" w:lineRule="auto"/>
-        <w:jc w:val="both"/>
-        <w:rPr>
-          <w:rFonts w:ascii="Times New Roman" w:eastAsia="Times New Roman" w:hAnsi="Times New Roman" w:cs="Times New Roman"/>
-          <w:sz w:val="24"/>
-          <w:szCs w:val="24"/>
-        </w:rPr>
-      </w:pPr>
-      <w:r>
-        <w:rPr>
-          <w:rFonts w:ascii="Times New Roman" w:eastAsia="Times New Roman" w:hAnsi="Times New Roman" w:cs="Times New Roman"/>
-          <w:b/>
-          <w:bCs/>
-          <w:sz w:val="24"/>
-          <w:szCs w:val="24"/>
-        </w:rPr>
-        <w:t>Google Cloud Professional Cloud Developer</w:t>
-      </w:r>
-    </w:p>
-    <w:p>
-      <w:pPr>
-        <w:pStyle w:val="ListParagraph"/>
+      </w:pPr>
+      <w:r>
+        <w:rPr>
+          <w:rStyle w:val="Strong"/>
+        </w:rPr>
+        <w:t>AWS Certified Developer – Associate</w:t>
+      </w:r>
+    </w:p>
+    <w:p>
+      <w:pPr>
+        <w:pStyle w:val="NormalWeb"/>
         <w:numPr>
           <w:ilvl w:val="0"/>
-          <w:numId w:val="28"/>
+          <w:numId w:val="34"/>
         </w:numPr>
-        <w:spacing w:before="100" w:beforeAutospacing="1" w:after="100" w:afterAutospacing="1" w:line="240" w:lineRule="auto"/>
-        <w:jc w:val="both"/>
-        <w:rPr>
-          <w:rFonts w:ascii="Times New Roman" w:eastAsia="Times New Roman" w:hAnsi="Times New Roman" w:cs="Times New Roman"/>
-          <w:sz w:val="24"/>
-          <w:szCs w:val="24"/>
-        </w:rPr>
-      </w:pPr>
-      <w:r>
-        <w:rPr>
-          <w:rFonts w:ascii="Times New Roman" w:eastAsia="Times New Roman" w:hAnsi="Times New Roman" w:cs="Times New Roman"/>
-          <w:b/>
-          <w:bCs/>
-          <w:sz w:val="24"/>
-          <w:szCs w:val="24"/>
-        </w:rPr>
-        <w:t>Docker Certified Associate (DCA)</w:t>
-      </w:r>
-    </w:p>
-    <w:p>
-      <w:pPr>
-        <w:pStyle w:val="ListParagraph"/>
+      </w:pPr>
+      <w:r>
+        <w:rPr>
+          <w:rStyle w:val="Strong"/>
+        </w:rPr>
+        <w:t>Spring Professional Certification</w:t>
+      </w:r>
+    </w:p>
+    <w:p>
+      <w:pPr>
+        <w:pStyle w:val="NormalWeb"/>
         <w:numPr>
           <w:ilvl w:val="0"/>
-          <w:numId w:val="28"/>
+          <w:numId w:val="34"/>
         </w:numPr>
-        <w:spacing w:before="100" w:beforeAutospacing="1" w:after="100" w:afterAutospacing="1" w:line="240" w:lineRule="auto"/>
-        <w:jc w:val="both"/>
-        <w:rPr>
-          <w:rFonts w:ascii="Times New Roman" w:eastAsia="Times New Roman" w:hAnsi="Times New Roman" w:cs="Times New Roman"/>
-          <w:sz w:val="24"/>
-          <w:szCs w:val="24"/>
-        </w:rPr>
-      </w:pPr>
-      <w:r>
-        <w:rPr>
-          <w:rFonts w:ascii="Times New Roman" w:eastAsia="Times New Roman" w:hAnsi="Times New Roman" w:cs="Times New Roman"/>
-          <w:b/>
-          <w:bCs/>
-          <w:sz w:val="24"/>
-          <w:szCs w:val="24"/>
-        </w:rPr>
-        <w:t>Oracle Certified Professional, Java SE 11 Developer</w:t>
+      </w:pPr>
+      <w:r>
+        <w:rPr>
+          <w:rStyle w:val="Strong"/>
+        </w:rPr>
+        <w:t>Professional Scrum Master I — Scrum.org</w:t>
+      </w:r>
+    </w:p>
+    <w:p>
+      <w:pPr>
+        <w:pStyle w:val="NormalWeb"/>
+        <w:numPr>
+          <w:ilvl w:val="0"/>
+          <w:numId w:val="34"/>
+        </w:numPr>
+      </w:pPr>
+      <w:r>
+        <w:rPr>
+          <w:rStyle w:val="Strong"/>
+        </w:rPr>
+        <w:t>Angular Developer Certification — Intermediate Level</w:t>
       </w:r>
     </w:p>
     <w:p>
@@ -2261,6 +2185,119 @@
     </w:lvl>
   </w:abstractNum>
   <w:abstractNum w:abstractNumId="1">
+    <w:nsid w:val="0A6D1C67"/>
+    <w:multiLevelType w:val="hybridMultilevel"/>
+    <w:tmpl w:val="82C07420"/>
+    <w:lvl w:ilvl="0" w:tplc="04090001">
+      <w:start w:val="1"/>
+      <w:numFmt w:val="bullet"/>
+      <w:lvlText w:val=""/>
+      <w:lvlJc w:val="left"/>
+      <w:pPr>
+        <w:ind w:left="360" w:hanging="360"/>
+      </w:pPr>
+      <w:rPr>
+        <w:rFonts w:ascii="Symbol" w:hAnsi="Symbol" w:hint="default"/>
+      </w:rPr>
+    </w:lvl>
+    <w:lvl w:ilvl="1" w:tplc="04090003" w:tentative="1">
+      <w:start w:val="1"/>
+      <w:numFmt w:val="bullet"/>
+      <w:lvlText w:val="o"/>
+      <w:lvlJc w:val="left"/>
+      <w:pPr>
+        <w:ind w:left="1080" w:hanging="360"/>
+      </w:pPr>
+      <w:rPr>
+        <w:rFonts w:ascii="Courier New" w:hAnsi="Courier New" w:cs="Courier New" w:hint="default"/>
+      </w:rPr>
+    </w:lvl>
+    <w:lvl w:ilvl="2" w:tplc="04090005" w:tentative="1">
+      <w:start w:val="1"/>
+      <w:numFmt w:val="bullet"/>
+      <w:lvlText w:val=""/>
+      <w:lvlJc w:val="left"/>
+      <w:pPr>
+        <w:ind w:left="1800" w:hanging="360"/>
+      </w:pPr>
+      <w:rPr>
+        <w:rFonts w:ascii="Wingdings" w:hAnsi="Wingdings" w:hint="default"/>
+      </w:rPr>
+    </w:lvl>
+    <w:lvl w:ilvl="3" w:tplc="04090001" w:tentative="1">
+      <w:start w:val="1"/>
+      <w:numFmt w:val="bullet"/>
+      <w:lvlText w:val=""/>
+      <w:lvlJc w:val="left"/>
+      <w:pPr>
+        <w:ind w:left="2520" w:hanging="360"/>
+      </w:pPr>
+      <w:rPr>
+        <w:rFonts w:ascii="Symbol" w:hAnsi="Symbol" w:hint="default"/>
+      </w:rPr>
+    </w:lvl>
+    <w:lvl w:ilvl="4" w:tplc="04090003" w:tentative="1">
+      <w:start w:val="1"/>
+      <w:numFmt w:val="bullet"/>
+      <w:lvlText w:val="o"/>
+      <w:lvlJc w:val="left"/>
+      <w:pPr>
+        <w:ind w:left="3240" w:hanging="360"/>
+      </w:pPr>
+      <w:rPr>
+        <w:rFonts w:ascii="Courier New" w:hAnsi="Courier New" w:cs="Courier New" w:hint="default"/>
+      </w:rPr>
+    </w:lvl>
+    <w:lvl w:ilvl="5" w:tplc="04090005" w:tentative="1">
+      <w:start w:val="1"/>
+      <w:numFmt w:val="bullet"/>
+      <w:lvlText w:val=""/>
+      <w:lvlJc w:val="left"/>
+      <w:pPr>
+        <w:ind w:left="3960" w:hanging="360"/>
+      </w:pPr>
+      <w:rPr>
+        <w:rFonts w:ascii="Wingdings" w:hAnsi="Wingdings" w:hint="default"/>
+      </w:rPr>
+    </w:lvl>
+    <w:lvl w:ilvl="6" w:tplc="04090001" w:tentative="1">
+      <w:start w:val="1"/>
+      <w:numFmt w:val="bullet"/>
+      <w:lvlText w:val=""/>
+      <w:lvlJc w:val="left"/>
+      <w:pPr>
+        <w:ind w:left="4680" w:hanging="360"/>
+      </w:pPr>
+      <w:rPr>
+        <w:rFonts w:ascii="Symbol" w:hAnsi="Symbol" w:hint="default"/>
+      </w:rPr>
+    </w:lvl>
+    <w:lvl w:ilvl="7" w:tplc="04090003" w:tentative="1">
+      <w:start w:val="1"/>
+      <w:numFmt w:val="bullet"/>
+      <w:lvlText w:val="o"/>
+      <w:lvlJc w:val="left"/>
+      <w:pPr>
+        <w:ind w:left="5400" w:hanging="360"/>
+      </w:pPr>
+      <w:rPr>
+        <w:rFonts w:ascii="Courier New" w:hAnsi="Courier New" w:cs="Courier New" w:hint="default"/>
+      </w:rPr>
+    </w:lvl>
+    <w:lvl w:ilvl="8" w:tplc="04090005" w:tentative="1">
+      <w:start w:val="1"/>
+      <w:numFmt w:val="bullet"/>
+      <w:lvlText w:val=""/>
+      <w:lvlJc w:val="left"/>
+      <w:pPr>
+        <w:ind w:left="6120" w:hanging="360"/>
+      </w:pPr>
+      <w:rPr>
+        <w:rFonts w:ascii="Wingdings" w:hAnsi="Wingdings" w:hint="default"/>
+      </w:rPr>
+    </w:lvl>
+  </w:abstractNum>
+  <w:abstractNum w:abstractNumId="2">
     <w:nsid w:val="0B29671B"/>
     <w:multiLevelType w:val="hybridMultilevel"/>
     <w:tmpl w:val="73B2CEA6"/>
@@ -2373,7 +2410,7 @@
       </w:rPr>
     </w:lvl>
   </w:abstractNum>
-  <w:abstractNum w:abstractNumId="2">
+  <w:abstractNum w:abstractNumId="3">
     <w:nsid w:val="0B4A45D1"/>
     <w:multiLevelType w:val="hybridMultilevel"/>
     <w:tmpl w:val="3B70A860"/>
@@ -2486,7 +2523,7 @@
       </w:rPr>
     </w:lvl>
   </w:abstractNum>
-  <w:abstractNum w:abstractNumId="3">
+  <w:abstractNum w:abstractNumId="4">
     <w:nsid w:val="0B724B88"/>
     <w:multiLevelType w:val="hybridMultilevel"/>
     <w:tmpl w:val="E05EFFCE"/>
@@ -2599,7 +2636,7 @@
       </w:rPr>
     </w:lvl>
   </w:abstractNum>
-  <w:abstractNum w:abstractNumId="4">
+  <w:abstractNum w:abstractNumId="5">
     <w:nsid w:val="0D8B519C"/>
     <w:multiLevelType w:val="multilevel"/>
     <w:tmpl w:val="0D8B519C"/>
@@ -2748,7 +2785,7 @@
       </w:rPr>
     </w:lvl>
   </w:abstractNum>
-  <w:abstractNum w:abstractNumId="5">
+  <w:abstractNum w:abstractNumId="6">
     <w:nsid w:val="0DE83D49"/>
     <w:multiLevelType w:val="hybridMultilevel"/>
     <w:tmpl w:val="B54A7FD6"/>
@@ -2861,7 +2898,7 @@
       </w:rPr>
     </w:lvl>
   </w:abstractNum>
-  <w:abstractNum w:abstractNumId="6">
+  <w:abstractNum w:abstractNumId="7">
     <w:nsid w:val="0E545E59"/>
     <w:multiLevelType w:val="hybridMultilevel"/>
     <w:tmpl w:val="9474A4C8"/>
@@ -2974,7 +3011,7 @@
       </w:rPr>
     </w:lvl>
   </w:abstractNum>
-  <w:abstractNum w:abstractNumId="7">
+  <w:abstractNum w:abstractNumId="8">
     <w:nsid w:val="0FA025BE"/>
     <w:multiLevelType w:val="multilevel"/>
     <w:tmpl w:val="0FA025BE"/>
@@ -3123,7 +3160,7 @@
       </w:rPr>
     </w:lvl>
   </w:abstractNum>
-  <w:abstractNum w:abstractNumId="8">
+  <w:abstractNum w:abstractNumId="9">
     <w:nsid w:val="137B005A"/>
     <w:multiLevelType w:val="hybridMultilevel"/>
     <w:tmpl w:val="6B9CDDCE"/>
@@ -3236,7 +3273,7 @@
       </w:rPr>
     </w:lvl>
   </w:abstractNum>
-  <w:abstractNum w:abstractNumId="9">
+  <w:abstractNum w:abstractNumId="10">
     <w:nsid w:val="186A43C7"/>
     <w:multiLevelType w:val="multilevel"/>
     <w:tmpl w:val="B310059E"/>
@@ -3247,9 +3284,9 @@
       <w:lvlJc w:val="left"/>
       <w:pPr>
         <w:tabs>
-          <w:tab w:val="num" w:pos="720"/>
-        </w:tabs>
-        <w:ind w:left="720" w:hanging="360"/>
+          <w:tab w:val="num" w:pos="360"/>
+        </w:tabs>
+        <w:ind w:left="360" w:hanging="360"/>
       </w:pPr>
       <w:rPr>
         <w:rFonts w:ascii="Wingdings" w:hAnsi="Wingdings" w:hint="default"/>
@@ -3263,9 +3300,9 @@
       <w:lvlJc w:val="left"/>
       <w:pPr>
         <w:tabs>
-          <w:tab w:val="num" w:pos="1440"/>
-        </w:tabs>
-        <w:ind w:left="1440" w:hanging="360"/>
+          <w:tab w:val="num" w:pos="1080"/>
+        </w:tabs>
+        <w:ind w:left="1080" w:hanging="360"/>
       </w:pPr>
       <w:rPr>
         <w:rFonts w:ascii="Courier New" w:hAnsi="Courier New" w:hint="default"/>
@@ -3279,9 +3316,9 @@
       <w:lvlJc w:val="left"/>
       <w:pPr>
         <w:tabs>
-          <w:tab w:val="num" w:pos="2160"/>
-        </w:tabs>
-        <w:ind w:left="2160" w:hanging="360"/>
+          <w:tab w:val="num" w:pos="1800"/>
+        </w:tabs>
+        <w:ind w:left="1800" w:hanging="360"/>
       </w:pPr>
       <w:rPr>
         <w:rFonts w:ascii="Wingdings" w:hAnsi="Wingdings" w:hint="default"/>
@@ -3295,9 +3332,9 @@
       <w:lvlJc w:val="left"/>
       <w:pPr>
         <w:tabs>
-          <w:tab w:val="num" w:pos="2880"/>
-        </w:tabs>
-        <w:ind w:left="2880" w:hanging="360"/>
+          <w:tab w:val="num" w:pos="2520"/>
+        </w:tabs>
+        <w:ind w:left="2520" w:hanging="360"/>
       </w:pPr>
       <w:rPr>
         <w:rFonts w:ascii="Wingdings" w:hAnsi="Wingdings" w:hint="default"/>
@@ -3311,9 +3348,9 @@
       <w:lvlJc w:val="left"/>
       <w:pPr>
         <w:tabs>
-          <w:tab w:val="num" w:pos="3600"/>
-        </w:tabs>
-        <w:ind w:left="3600" w:hanging="360"/>
+          <w:tab w:val="num" w:pos="3240"/>
+        </w:tabs>
+        <w:ind w:left="3240" w:hanging="360"/>
       </w:pPr>
       <w:rPr>
         <w:rFonts w:ascii="Wingdings" w:hAnsi="Wingdings" w:hint="default"/>
@@ -3327,9 +3364,9 @@
       <w:lvlJc w:val="left"/>
       <w:pPr>
         <w:tabs>
-          <w:tab w:val="num" w:pos="4320"/>
-        </w:tabs>
-        <w:ind w:left="4320" w:hanging="360"/>
+          <w:tab w:val="num" w:pos="3960"/>
+        </w:tabs>
+        <w:ind w:left="3960" w:hanging="360"/>
       </w:pPr>
       <w:rPr>
         <w:rFonts w:ascii="Wingdings" w:hAnsi="Wingdings" w:hint="default"/>
@@ -3343,9 +3380,9 @@
       <w:lvlJc w:val="left"/>
       <w:pPr>
         <w:tabs>
-          <w:tab w:val="num" w:pos="5040"/>
-        </w:tabs>
-        <w:ind w:left="5040" w:hanging="360"/>
+          <w:tab w:val="num" w:pos="4680"/>
+        </w:tabs>
+        <w:ind w:left="4680" w:hanging="360"/>
       </w:pPr>
       <w:rPr>
         <w:rFonts w:ascii="Wingdings" w:hAnsi="Wingdings" w:hint="default"/>
@@ -3359,9 +3396,9 @@
       <w:lvlJc w:val="left"/>
       <w:pPr>
         <w:tabs>
-          <w:tab w:val="num" w:pos="5760"/>
-        </w:tabs>
-        <w:ind w:left="5760" w:hanging="360"/>
+          <w:tab w:val="num" w:pos="5400"/>
+        </w:tabs>
+        <w:ind w:left="5400" w:hanging="360"/>
       </w:pPr>
       <w:rPr>
         <w:rFonts w:ascii="Wingdings" w:hAnsi="Wingdings" w:hint="default"/>
@@ -3375,9 +3412,9 @@
       <w:lvlJc w:val="left"/>
       <w:pPr>
         <w:tabs>
-          <w:tab w:val="num" w:pos="6480"/>
-        </w:tabs>
-        <w:ind w:left="6480" w:hanging="360"/>
+          <w:tab w:val="num" w:pos="6120"/>
+        </w:tabs>
+        <w:ind w:left="6120" w:hanging="360"/>
       </w:pPr>
       <w:rPr>
         <w:rFonts w:ascii="Wingdings" w:hAnsi="Wingdings" w:hint="default"/>
@@ -3385,7 +3422,7 @@
       </w:rPr>
     </w:lvl>
   </w:abstractNum>
-  <w:abstractNum w:abstractNumId="10">
+  <w:abstractNum w:abstractNumId="11">
     <w:nsid w:val="1A3772B5"/>
     <w:multiLevelType w:val="multilevel"/>
     <w:tmpl w:val="9BE2AC48"/>
@@ -3534,7 +3571,7 @@
       </w:rPr>
     </w:lvl>
   </w:abstractNum>
-  <w:abstractNum w:abstractNumId="11">
+  <w:abstractNum w:abstractNumId="12">
     <w:nsid w:val="1EF60C02"/>
     <w:multiLevelType w:val="hybridMultilevel"/>
     <w:tmpl w:val="B3CE9A98"/>
@@ -3647,7 +3684,7 @@
       </w:rPr>
     </w:lvl>
   </w:abstractNum>
-  <w:abstractNum w:abstractNumId="12">
+  <w:abstractNum w:abstractNumId="13">
     <w:nsid w:val="1FFA01B4"/>
     <w:multiLevelType w:val="multilevel"/>
     <w:tmpl w:val="EEFCF362"/>
@@ -3796,7 +3833,7 @@
       </w:rPr>
     </w:lvl>
   </w:abstractNum>
-  <w:abstractNum w:abstractNumId="13">
+  <w:abstractNum w:abstractNumId="14">
     <w:nsid w:val="220C6A62"/>
     <w:multiLevelType w:val="hybridMultilevel"/>
     <w:tmpl w:val="1DEC4FD4"/>
@@ -3909,7 +3946,120 @@
       </w:rPr>
     </w:lvl>
   </w:abstractNum>
-  <w:abstractNum w:abstractNumId="14">
+  <w:abstractNum w:abstractNumId="15">
+    <w:nsid w:val="22B3604B"/>
+    <w:multiLevelType w:val="hybridMultilevel"/>
+    <w:tmpl w:val="F18E7F0C"/>
+    <w:lvl w:ilvl="0" w:tplc="04090001">
+      <w:start w:val="1"/>
+      <w:numFmt w:val="bullet"/>
+      <w:lvlText w:val=""/>
+      <w:lvlJc w:val="left"/>
+      <w:pPr>
+        <w:ind w:left="360" w:hanging="360"/>
+      </w:pPr>
+      <w:rPr>
+        <w:rFonts w:ascii="Symbol" w:hAnsi="Symbol" w:hint="default"/>
+      </w:rPr>
+    </w:lvl>
+    <w:lvl w:ilvl="1" w:tplc="04090003" w:tentative="1">
+      <w:start w:val="1"/>
+      <w:numFmt w:val="bullet"/>
+      <w:lvlText w:val="o"/>
+      <w:lvlJc w:val="left"/>
+      <w:pPr>
+        <w:ind w:left="1080" w:hanging="360"/>
+      </w:pPr>
+      <w:rPr>
+        <w:rFonts w:ascii="Courier New" w:hAnsi="Courier New" w:cs="Courier New" w:hint="default"/>
+      </w:rPr>
+    </w:lvl>
+    <w:lvl w:ilvl="2" w:tplc="04090005" w:tentative="1">
+      <w:start w:val="1"/>
+      <w:numFmt w:val="bullet"/>
+      <w:lvlText w:val=""/>
+      <w:lvlJc w:val="left"/>
+      <w:pPr>
+        <w:ind w:left="1800" w:hanging="360"/>
+      </w:pPr>
+      <w:rPr>
+        <w:rFonts w:ascii="Wingdings" w:hAnsi="Wingdings" w:hint="default"/>
+      </w:rPr>
+    </w:lvl>
+    <w:lvl w:ilvl="3" w:tplc="04090001" w:tentative="1">
+      <w:start w:val="1"/>
+      <w:numFmt w:val="bullet"/>
+      <w:lvlText w:val=""/>
+      <w:lvlJc w:val="left"/>
+      <w:pPr>
+        <w:ind w:left="2520" w:hanging="360"/>
+      </w:pPr>
+      <w:rPr>
+        <w:rFonts w:ascii="Symbol" w:hAnsi="Symbol" w:hint="default"/>
+      </w:rPr>
+    </w:lvl>
+    <w:lvl w:ilvl="4" w:tplc="04090003" w:tentative="1">
+      <w:start w:val="1"/>
+      <w:numFmt w:val="bullet"/>
+      <w:lvlText w:val="o"/>
+      <w:lvlJc w:val="left"/>
+      <w:pPr>
+        <w:ind w:left="3240" w:hanging="360"/>
+      </w:pPr>
+      <w:rPr>
+        <w:rFonts w:ascii="Courier New" w:hAnsi="Courier New" w:cs="Courier New" w:hint="default"/>
+      </w:rPr>
+    </w:lvl>
+    <w:lvl w:ilvl="5" w:tplc="04090005" w:tentative="1">
+      <w:start w:val="1"/>
+      <w:numFmt w:val="bullet"/>
+      <w:lvlText w:val=""/>
+      <w:lvlJc w:val="left"/>
+      <w:pPr>
+        <w:ind w:left="3960" w:hanging="360"/>
+      </w:pPr>
+      <w:rPr>
+        <w:rFonts w:ascii="Wingdings" w:hAnsi="Wingdings" w:hint="default"/>
+      </w:rPr>
+    </w:lvl>
+    <w:lvl w:ilvl="6" w:tplc="04090001" w:tentative="1">
+      <w:start w:val="1"/>
+      <w:numFmt w:val="bullet"/>
+      <w:lvlText w:val=""/>
+      <w:lvlJc w:val="left"/>
+      <w:pPr>
+        <w:ind w:left="4680" w:hanging="360"/>
+      </w:pPr>
+      <w:rPr>
+        <w:rFonts w:ascii="Symbol" w:hAnsi="Symbol" w:hint="default"/>
+      </w:rPr>
+    </w:lvl>
+    <w:lvl w:ilvl="7" w:tplc="04090003" w:tentative="1">
+      <w:start w:val="1"/>
+      <w:numFmt w:val="bullet"/>
+      <w:lvlText w:val="o"/>
+      <w:lvlJc w:val="left"/>
+      <w:pPr>
+        <w:ind w:left="5400" w:hanging="360"/>
+      </w:pPr>
+      <w:rPr>
+        <w:rFonts w:ascii="Courier New" w:hAnsi="Courier New" w:cs="Courier New" w:hint="default"/>
+      </w:rPr>
+    </w:lvl>
+    <w:lvl w:ilvl="8" w:tplc="04090005" w:tentative="1">
+      <w:start w:val="1"/>
+      <w:numFmt w:val="bullet"/>
+      <w:lvlText w:val=""/>
+      <w:lvlJc w:val="left"/>
+      <w:pPr>
+        <w:ind w:left="6120" w:hanging="360"/>
+      </w:pPr>
+      <w:rPr>
+        <w:rFonts w:ascii="Wingdings" w:hAnsi="Wingdings" w:hint="default"/>
+      </w:rPr>
+    </w:lvl>
+  </w:abstractNum>
+  <w:abstractNum w:abstractNumId="16">
     <w:nsid w:val="264A315D"/>
     <w:multiLevelType w:val="multilevel"/>
     <w:tmpl w:val="264A315D"/>
@@ -4058,7 +4208,7 @@
       </w:rPr>
     </w:lvl>
   </w:abstractNum>
-  <w:abstractNum w:abstractNumId="15">
+  <w:abstractNum w:abstractNumId="17">
     <w:nsid w:val="31A1277E"/>
     <w:multiLevelType w:val="hybridMultilevel"/>
     <w:tmpl w:val="90769452"/>
@@ -4171,7 +4321,7 @@
       </w:rPr>
     </w:lvl>
   </w:abstractNum>
-  <w:abstractNum w:abstractNumId="16">
+  <w:abstractNum w:abstractNumId="18">
     <w:nsid w:val="38FE35FE"/>
     <w:multiLevelType w:val="hybridMultilevel"/>
     <w:tmpl w:val="9B86F09E"/>
@@ -4283,7 +4433,7 @@
       </w:rPr>
     </w:lvl>
   </w:abstractNum>
-  <w:abstractNum w:abstractNumId="17">
+  <w:abstractNum w:abstractNumId="19">
     <w:nsid w:val="3AAB74F5"/>
     <w:multiLevelType w:val="multilevel"/>
     <w:tmpl w:val="6DDC21AE"/>
@@ -4432,7 +4582,7 @@
       </w:rPr>
     </w:lvl>
   </w:abstractNum>
-  <w:abstractNum w:abstractNumId="18">
+  <w:abstractNum w:abstractNumId="20">
     <w:nsid w:val="40F24B78"/>
     <w:multiLevelType w:val="hybridMultilevel"/>
     <w:tmpl w:val="FEF83CFE"/>
@@ -4545,7 +4695,7 @@
       </w:rPr>
     </w:lvl>
   </w:abstractNum>
-  <w:abstractNum w:abstractNumId="19">
+  <w:abstractNum w:abstractNumId="21">
     <w:nsid w:val="48FC4289"/>
     <w:multiLevelType w:val="multilevel"/>
     <w:tmpl w:val="48FC4289"/>
@@ -4694,7 +4844,7 @@
       </w:rPr>
     </w:lvl>
   </w:abstractNum>
-  <w:abstractNum w:abstractNumId="20">
+  <w:abstractNum w:abstractNumId="22">
     <w:nsid w:val="4B2C24B2"/>
     <w:multiLevelType w:val="hybridMultilevel"/>
     <w:tmpl w:val="4C6C5E56"/>
@@ -4806,7 +4956,120 @@
       </w:rPr>
     </w:lvl>
   </w:abstractNum>
-  <w:abstractNum w:abstractNumId="21">
+  <w:abstractNum w:abstractNumId="23">
+    <w:nsid w:val="4CA52BF6"/>
+    <w:multiLevelType w:val="hybridMultilevel"/>
+    <w:tmpl w:val="7F2C5ED0"/>
+    <w:lvl w:ilvl="0" w:tplc="04090001">
+      <w:start w:val="1"/>
+      <w:numFmt w:val="bullet"/>
+      <w:lvlText w:val=""/>
+      <w:lvlJc w:val="left"/>
+      <w:pPr>
+        <w:ind w:left="360" w:hanging="360"/>
+      </w:pPr>
+      <w:rPr>
+        <w:rFonts w:ascii="Symbol" w:hAnsi="Symbol" w:hint="default"/>
+      </w:rPr>
+    </w:lvl>
+    <w:lvl w:ilvl="1" w:tplc="04090003" w:tentative="1">
+      <w:start w:val="1"/>
+      <w:numFmt w:val="bullet"/>
+      <w:lvlText w:val="o"/>
+      <w:lvlJc w:val="left"/>
+      <w:pPr>
+        <w:ind w:left="1080" w:hanging="360"/>
+      </w:pPr>
+      <w:rPr>
+        <w:rFonts w:ascii="Courier New" w:hAnsi="Courier New" w:cs="Courier New" w:hint="default"/>
+      </w:rPr>
+    </w:lvl>
+    <w:lvl w:ilvl="2" w:tplc="04090005" w:tentative="1">
+      <w:start w:val="1"/>
+      <w:numFmt w:val="bullet"/>
+      <w:lvlText w:val=""/>
+      <w:lvlJc w:val="left"/>
+      <w:pPr>
+        <w:ind w:left="1800" w:hanging="360"/>
+      </w:pPr>
+      <w:rPr>
+        <w:rFonts w:ascii="Wingdings" w:hAnsi="Wingdings" w:hint="default"/>
+      </w:rPr>
+    </w:lvl>
+    <w:lvl w:ilvl="3" w:tplc="04090001" w:tentative="1">
+      <w:start w:val="1"/>
+      <w:numFmt w:val="bullet"/>
+      <w:lvlText w:val=""/>
+      <w:lvlJc w:val="left"/>
+      <w:pPr>
+        <w:ind w:left="2520" w:hanging="360"/>
+      </w:pPr>
+      <w:rPr>
+        <w:rFonts w:ascii="Symbol" w:hAnsi="Symbol" w:hint="default"/>
+      </w:rPr>
+    </w:lvl>
+    <w:lvl w:ilvl="4" w:tplc="04090003" w:tentative="1">
+      <w:start w:val="1"/>
+      <w:numFmt w:val="bullet"/>
+      <w:lvlText w:val="o"/>
+      <w:lvlJc w:val="left"/>
+      <w:pPr>
+        <w:ind w:left="3240" w:hanging="360"/>
+      </w:pPr>
+      <w:rPr>
+        <w:rFonts w:ascii="Courier New" w:hAnsi="Courier New" w:cs="Courier New" w:hint="default"/>
+      </w:rPr>
+    </w:lvl>
+    <w:lvl w:ilvl="5" w:tplc="04090005" w:tentative="1">
+      <w:start w:val="1"/>
+      <w:numFmt w:val="bullet"/>
+      <w:lvlText w:val=""/>
+      <w:lvlJc w:val="left"/>
+      <w:pPr>
+        <w:ind w:left="3960" w:hanging="360"/>
+      </w:pPr>
+      <w:rPr>
+        <w:rFonts w:ascii="Wingdings" w:hAnsi="Wingdings" w:hint="default"/>
+      </w:rPr>
+    </w:lvl>
+    <w:lvl w:ilvl="6" w:tplc="04090001" w:tentative="1">
+      <w:start w:val="1"/>
+      <w:numFmt w:val="bullet"/>
+      <w:lvlText w:val=""/>
+      <w:lvlJc w:val="left"/>
+      <w:pPr>
+        <w:ind w:left="4680" w:hanging="360"/>
+      </w:pPr>
+      <w:rPr>
+        <w:rFonts w:ascii="Symbol" w:hAnsi="Symbol" w:hint="default"/>
+      </w:rPr>
+    </w:lvl>
+    <w:lvl w:ilvl="7" w:tplc="04090003" w:tentative="1">
+      <w:start w:val="1"/>
+      <w:numFmt w:val="bullet"/>
+      <w:lvlText w:val="o"/>
+      <w:lvlJc w:val="left"/>
+      <w:pPr>
+        <w:ind w:left="5400" w:hanging="360"/>
+      </w:pPr>
+      <w:rPr>
+        <w:rFonts w:ascii="Courier New" w:hAnsi="Courier New" w:cs="Courier New" w:hint="default"/>
+      </w:rPr>
+    </w:lvl>
+    <w:lvl w:ilvl="8" w:tplc="04090005" w:tentative="1">
+      <w:start w:val="1"/>
+      <w:numFmt w:val="bullet"/>
+      <w:lvlText w:val=""/>
+      <w:lvlJc w:val="left"/>
+      <w:pPr>
+        <w:ind w:left="6120" w:hanging="360"/>
+      </w:pPr>
+      <w:rPr>
+        <w:rFonts w:ascii="Wingdings" w:hAnsi="Wingdings" w:hint="default"/>
+      </w:rPr>
+    </w:lvl>
+  </w:abstractNum>
+  <w:abstractNum w:abstractNumId="24">
     <w:nsid w:val="4D062288"/>
     <w:multiLevelType w:val="hybridMultilevel"/>
     <w:tmpl w:val="C584E2B8"/>
@@ -4919,7 +5182,7 @@
       </w:rPr>
     </w:lvl>
   </w:abstractNum>
-  <w:abstractNum w:abstractNumId="22">
+  <w:abstractNum w:abstractNumId="25">
     <w:nsid w:val="4E735B0E"/>
     <w:multiLevelType w:val="hybridMultilevel"/>
     <w:tmpl w:val="B1F6AD36"/>
@@ -5031,7 +5294,7 @@
       </w:rPr>
     </w:lvl>
   </w:abstractNum>
-  <w:abstractNum w:abstractNumId="23">
+  <w:abstractNum w:abstractNumId="26">
     <w:nsid w:val="51382AD3"/>
     <w:multiLevelType w:val="multilevel"/>
     <w:tmpl w:val="51382AD3"/>
@@ -5180,7 +5443,233 @@
       </w:rPr>
     </w:lvl>
   </w:abstractNum>
-  <w:abstractNum w:abstractNumId="24">
+  <w:abstractNum w:abstractNumId="27">
+    <w:nsid w:val="5CCC57A9"/>
+    <w:multiLevelType w:val="hybridMultilevel"/>
+    <w:tmpl w:val="212ABB68"/>
+    <w:lvl w:ilvl="0" w:tplc="04090001">
+      <w:start w:val="1"/>
+      <w:numFmt w:val="bullet"/>
+      <w:lvlText w:val=""/>
+      <w:lvlJc w:val="left"/>
+      <w:pPr>
+        <w:ind w:left="360" w:hanging="360"/>
+      </w:pPr>
+      <w:rPr>
+        <w:rFonts w:ascii="Symbol" w:hAnsi="Symbol" w:hint="default"/>
+      </w:rPr>
+    </w:lvl>
+    <w:lvl w:ilvl="1" w:tplc="04090003" w:tentative="1">
+      <w:start w:val="1"/>
+      <w:numFmt w:val="bullet"/>
+      <w:lvlText w:val="o"/>
+      <w:lvlJc w:val="left"/>
+      <w:pPr>
+        <w:ind w:left="1080" w:hanging="360"/>
+      </w:pPr>
+      <w:rPr>
+        <w:rFonts w:ascii="Courier New" w:hAnsi="Courier New" w:cs="Courier New" w:hint="default"/>
+      </w:rPr>
+    </w:lvl>
+    <w:lvl w:ilvl="2" w:tplc="04090005" w:tentative="1">
+      <w:start w:val="1"/>
+      <w:numFmt w:val="bullet"/>
+      <w:lvlText w:val=""/>
+      <w:lvlJc w:val="left"/>
+      <w:pPr>
+        <w:ind w:left="1800" w:hanging="360"/>
+      </w:pPr>
+      <w:rPr>
+        <w:rFonts w:ascii="Wingdings" w:hAnsi="Wingdings" w:hint="default"/>
+      </w:rPr>
+    </w:lvl>
+    <w:lvl w:ilvl="3" w:tplc="04090001" w:tentative="1">
+      <w:start w:val="1"/>
+      <w:numFmt w:val="bullet"/>
+      <w:lvlText w:val=""/>
+      <w:lvlJc w:val="left"/>
+      <w:pPr>
+        <w:ind w:left="2520" w:hanging="360"/>
+      </w:pPr>
+      <w:rPr>
+        <w:rFonts w:ascii="Symbol" w:hAnsi="Symbol" w:hint="default"/>
+      </w:rPr>
+    </w:lvl>
+    <w:lvl w:ilvl="4" w:tplc="04090003" w:tentative="1">
+      <w:start w:val="1"/>
+      <w:numFmt w:val="bullet"/>
+      <w:lvlText w:val="o"/>
+      <w:lvlJc w:val="left"/>
+      <w:pPr>
+        <w:ind w:left="3240" w:hanging="360"/>
+      </w:pPr>
+      <w:rPr>
+        <w:rFonts w:ascii="Courier New" w:hAnsi="Courier New" w:cs="Courier New" w:hint="default"/>
+      </w:rPr>
+    </w:lvl>
+    <w:lvl w:ilvl="5" w:tplc="04090005" w:tentative="1">
+      <w:start w:val="1"/>
+      <w:numFmt w:val="bullet"/>
+      <w:lvlText w:val=""/>
+      <w:lvlJc w:val="left"/>
+      <w:pPr>
+        <w:ind w:left="3960" w:hanging="360"/>
+      </w:pPr>
+      <w:rPr>
+        <w:rFonts w:ascii="Wingdings" w:hAnsi="Wingdings" w:hint="default"/>
+      </w:rPr>
+    </w:lvl>
+    <w:lvl w:ilvl="6" w:tplc="04090001" w:tentative="1">
+      <w:start w:val="1"/>
+      <w:numFmt w:val="bullet"/>
+      <w:lvlText w:val=""/>
+      <w:lvlJc w:val="left"/>
+      <w:pPr>
+        <w:ind w:left="4680" w:hanging="360"/>
+      </w:pPr>
+      <w:rPr>
+        <w:rFonts w:ascii="Symbol" w:hAnsi="Symbol" w:hint="default"/>
+      </w:rPr>
+    </w:lvl>
+    <w:lvl w:ilvl="7" w:tplc="04090003" w:tentative="1">
+      <w:start w:val="1"/>
+      <w:numFmt w:val="bullet"/>
+      <w:lvlText w:val="o"/>
+      <w:lvlJc w:val="left"/>
+      <w:pPr>
+        <w:ind w:left="5400" w:hanging="360"/>
+      </w:pPr>
+      <w:rPr>
+        <w:rFonts w:ascii="Courier New" w:hAnsi="Courier New" w:cs="Courier New" w:hint="default"/>
+      </w:rPr>
+    </w:lvl>
+    <w:lvl w:ilvl="8" w:tplc="04090005" w:tentative="1">
+      <w:start w:val="1"/>
+      <w:numFmt w:val="bullet"/>
+      <w:lvlText w:val=""/>
+      <w:lvlJc w:val="left"/>
+      <w:pPr>
+        <w:ind w:left="6120" w:hanging="360"/>
+      </w:pPr>
+      <w:rPr>
+        <w:rFonts w:ascii="Wingdings" w:hAnsi="Wingdings" w:hint="default"/>
+      </w:rPr>
+    </w:lvl>
+  </w:abstractNum>
+  <w:abstractNum w:abstractNumId="28">
+    <w:nsid w:val="665B0EFD"/>
+    <w:multiLevelType w:val="hybridMultilevel"/>
+    <w:tmpl w:val="865610D4"/>
+    <w:lvl w:ilvl="0" w:tplc="04090001">
+      <w:start w:val="1"/>
+      <w:numFmt w:val="bullet"/>
+      <w:lvlText w:val=""/>
+      <w:lvlJc w:val="left"/>
+      <w:pPr>
+        <w:ind w:left="360" w:hanging="360"/>
+      </w:pPr>
+      <w:rPr>
+        <w:rFonts w:ascii="Symbol" w:hAnsi="Symbol" w:hint="default"/>
+      </w:rPr>
+    </w:lvl>
+    <w:lvl w:ilvl="1" w:tplc="04090003" w:tentative="1">
+      <w:start w:val="1"/>
+      <w:numFmt w:val="bullet"/>
+      <w:lvlText w:val="o"/>
+      <w:lvlJc w:val="left"/>
+      <w:pPr>
+        <w:ind w:left="1080" w:hanging="360"/>
+      </w:pPr>
+      <w:rPr>
+        <w:rFonts w:ascii="Courier New" w:hAnsi="Courier New" w:cs="Courier New" w:hint="default"/>
+      </w:rPr>
+    </w:lvl>
+    <w:lvl w:ilvl="2" w:tplc="04090005" w:tentative="1">
+      <w:start w:val="1"/>
+      <w:numFmt w:val="bullet"/>
+      <w:lvlText w:val=""/>
+      <w:lvlJc w:val="left"/>
+      <w:pPr>
+        <w:ind w:left="1800" w:hanging="360"/>
+      </w:pPr>
+      <w:rPr>
+        <w:rFonts w:ascii="Wingdings" w:hAnsi="Wingdings" w:hint="default"/>
+      </w:rPr>
+    </w:lvl>
+    <w:lvl w:ilvl="3" w:tplc="04090001" w:tentative="1">
+      <w:start w:val="1"/>
+      <w:numFmt w:val="bullet"/>
+      <w:lvlText w:val=""/>
+      <w:lvlJc w:val="left"/>
+      <w:pPr>
+        <w:ind w:left="2520" w:hanging="360"/>
+      </w:pPr>
+      <w:rPr>
+        <w:rFonts w:ascii="Symbol" w:hAnsi="Symbol" w:hint="default"/>
+      </w:rPr>
+    </w:lvl>
+    <w:lvl w:ilvl="4" w:tplc="04090003" w:tentative="1">
+      <w:start w:val="1"/>
+      <w:numFmt w:val="bullet"/>
+      <w:lvlText w:val="o"/>
+      <w:lvlJc w:val="left"/>
+      <w:pPr>
+        <w:ind w:left="3240" w:hanging="360"/>
+      </w:pPr>
+      <w:rPr>
+        <w:rFonts w:ascii="Courier New" w:hAnsi="Courier New" w:cs="Courier New" w:hint="default"/>
+      </w:rPr>
+    </w:lvl>
+    <w:lvl w:ilvl="5" w:tplc="04090005" w:tentative="1">
+      <w:start w:val="1"/>
+      <w:numFmt w:val="bullet"/>
+      <w:lvlText w:val=""/>
+      <w:lvlJc w:val="left"/>
+      <w:pPr>
+        <w:ind w:left="3960" w:hanging="360"/>
+      </w:pPr>
+      <w:rPr>
+        <w:rFonts w:ascii="Wingdings" w:hAnsi="Wingdings" w:hint="default"/>
+      </w:rPr>
+    </w:lvl>
+    <w:lvl w:ilvl="6" w:tplc="04090001" w:tentative="1">
+      <w:start w:val="1"/>
+      <w:numFmt w:val="bullet"/>
+      <w:lvlText w:val=""/>
+      <w:lvlJc w:val="left"/>
+      <w:pPr>
+        <w:ind w:left="4680" w:hanging="360"/>
+      </w:pPr>
+      <w:rPr>
+        <w:rFonts w:ascii="Symbol" w:hAnsi="Symbol" w:hint="default"/>
+      </w:rPr>
+    </w:lvl>
+    <w:lvl w:ilvl="7" w:tplc="04090003" w:tentative="1">
+      <w:start w:val="1"/>
+      <w:numFmt w:val="bullet"/>
+      <w:lvlText w:val="o"/>
+      <w:lvlJc w:val="left"/>
+      <w:pPr>
+        <w:ind w:left="5400" w:hanging="360"/>
+      </w:pPr>
+      <w:rPr>
+        <w:rFonts w:ascii="Courier New" w:hAnsi="Courier New" w:cs="Courier New" w:hint="default"/>
+      </w:rPr>
+    </w:lvl>
+    <w:lvl w:ilvl="8" w:tplc="04090005" w:tentative="1">
+      <w:start w:val="1"/>
+      <w:numFmt w:val="bullet"/>
+      <w:lvlText w:val=""/>
+      <w:lvlJc w:val="left"/>
+      <w:pPr>
+        <w:ind w:left="6120" w:hanging="360"/>
+      </w:pPr>
+      <w:rPr>
+        <w:rFonts w:ascii="Wingdings" w:hAnsi="Wingdings" w:hint="default"/>
+      </w:rPr>
+    </w:lvl>
+  </w:abstractNum>
+  <w:abstractNum w:abstractNumId="29">
     <w:nsid w:val="6AE0691A"/>
     <w:multiLevelType w:val="hybridMultilevel"/>
     <w:tmpl w:val="BF1AF768"/>
@@ -5293,7 +5782,7 @@
       </w:rPr>
     </w:lvl>
   </w:abstractNum>
-  <w:abstractNum w:abstractNumId="25">
+  <w:abstractNum w:abstractNumId="30">
     <w:nsid w:val="6C3908AE"/>
     <w:multiLevelType w:val="multilevel"/>
     <w:tmpl w:val="6C3908AE"/>
@@ -5442,7 +5931,7 @@
       </w:rPr>
     </w:lvl>
   </w:abstractNum>
-  <w:abstractNum w:abstractNumId="26">
+  <w:abstractNum w:abstractNumId="31">
     <w:nsid w:val="6FFB37C0"/>
     <w:multiLevelType w:val="hybridMultilevel"/>
     <w:tmpl w:val="3BA48D68"/>
@@ -5554,7 +6043,7 @@
       </w:rPr>
     </w:lvl>
   </w:abstractNum>
-  <w:abstractNum w:abstractNumId="27">
+  <w:abstractNum w:abstractNumId="32">
     <w:nsid w:val="7B9A1032"/>
     <w:multiLevelType w:val="hybridMultilevel"/>
     <w:tmpl w:val="7F36D6CC"/>
@@ -5666,7 +6155,7 @@
       </w:rPr>
     </w:lvl>
   </w:abstractNum>
-  <w:abstractNum w:abstractNumId="28">
+  <w:abstractNum w:abstractNumId="33">
     <w:nsid w:val="7E497DA8"/>
     <w:multiLevelType w:val="hybridMultilevel"/>
     <w:tmpl w:val="2394377C"/>
@@ -5779,91 +6268,106 @@
     </w:lvl>
   </w:abstractNum>
   <w:num w:numId="1">
-    <w:abstractNumId w:val="7"/>
+    <w:abstractNumId w:val="8"/>
   </w:num>
   <w:num w:numId="2">
-    <w:abstractNumId w:val="25"/>
+    <w:abstractNumId w:val="30"/>
   </w:num>
   <w:num w:numId="3">
     <w:abstractNumId w:val="0"/>
   </w:num>
   <w:num w:numId="4">
+    <w:abstractNumId w:val="5"/>
+  </w:num>
+  <w:num w:numId="5">
+    <w:abstractNumId w:val="26"/>
+  </w:num>
+  <w:num w:numId="6">
+    <w:abstractNumId w:val="16"/>
+  </w:num>
+  <w:num w:numId="7">
+    <w:abstractNumId w:val="21"/>
+  </w:num>
+  <w:num w:numId="8">
+    <w:abstractNumId w:val="3"/>
+  </w:num>
+  <w:num w:numId="9">
+    <w:abstractNumId w:val="14"/>
+  </w:num>
+  <w:num w:numId="10">
+    <w:abstractNumId w:val="22"/>
+  </w:num>
+  <w:num w:numId="11">
+    <w:abstractNumId w:val="2"/>
+  </w:num>
+  <w:num w:numId="12">
     <w:abstractNumId w:val="4"/>
   </w:num>
-  <w:num w:numId="5">
+  <w:num w:numId="13">
+    <w:abstractNumId w:val="12"/>
+  </w:num>
+  <w:num w:numId="14">
+    <w:abstractNumId w:val="9"/>
+  </w:num>
+  <w:num w:numId="15">
+    <w:abstractNumId w:val="17"/>
+  </w:num>
+  <w:num w:numId="16">
+    <w:abstractNumId w:val="19"/>
+  </w:num>
+  <w:num w:numId="17">
+    <w:abstractNumId w:val="10"/>
+  </w:num>
+  <w:num w:numId="18">
+    <w:abstractNumId w:val="24"/>
+  </w:num>
+  <w:num w:numId="19">
+    <w:abstractNumId w:val="18"/>
+  </w:num>
+  <w:num w:numId="20">
+    <w:abstractNumId w:val="20"/>
+  </w:num>
+  <w:num w:numId="21">
+    <w:abstractNumId w:val="25"/>
+  </w:num>
+  <w:num w:numId="22">
+    <w:abstractNumId w:val="13"/>
+  </w:num>
+  <w:num w:numId="23">
+    <w:abstractNumId w:val="11"/>
+  </w:num>
+  <w:num w:numId="24">
+    <w:abstractNumId w:val="6"/>
+  </w:num>
+  <w:num w:numId="25">
+    <w:abstractNumId w:val="32"/>
+  </w:num>
+  <w:num w:numId="26">
+    <w:abstractNumId w:val="7"/>
+  </w:num>
+  <w:num w:numId="27">
+    <w:abstractNumId w:val="31"/>
+  </w:num>
+  <w:num w:numId="28">
+    <w:abstractNumId w:val="29"/>
+  </w:num>
+  <w:num w:numId="29">
+    <w:abstractNumId w:val="33"/>
+  </w:num>
+  <w:num w:numId="30">
+    <w:abstractNumId w:val="1"/>
+  </w:num>
+  <w:num w:numId="31">
     <w:abstractNumId w:val="23"/>
   </w:num>
-  <w:num w:numId="6">
-    <w:abstractNumId w:val="14"/>
-  </w:num>
-  <w:num w:numId="7">
-    <w:abstractNumId w:val="19"/>
-  </w:num>
-  <w:num w:numId="8">
-    <w:abstractNumId w:val="2"/>
-  </w:num>
-  <w:num w:numId="9">
-    <w:abstractNumId w:val="13"/>
-  </w:num>
-  <w:num w:numId="10">
-    <w:abstractNumId w:val="20"/>
-  </w:num>
-  <w:num w:numId="11">
-    <w:abstractNumId w:val="1"/>
-  </w:num>
-  <w:num w:numId="12">
-    <w:abstractNumId w:val="3"/>
-  </w:num>
-  <w:num w:numId="13">
-    <w:abstractNumId w:val="11"/>
-  </w:num>
-  <w:num w:numId="14">
-    <w:abstractNumId w:val="8"/>
-  </w:num>
-  <w:num w:numId="15">
+  <w:num w:numId="32">
     <w:abstractNumId w:val="15"/>
   </w:num>
-  <w:num w:numId="16">
-    <w:abstractNumId w:val="17"/>
+  <w:num w:numId="33">
+    <w:abstractNumId w:val="28"/>
   </w:num>
-  <w:num w:numId="17">
-    <w:abstractNumId w:val="9"/>
-  </w:num>
-  <w:num w:numId="18">
-    <w:abstractNumId w:val="21"/>
-  </w:num>
-  <w:num w:numId="19">
-    <w:abstractNumId w:val="16"/>
-  </w:num>
-  <w:num w:numId="20">
-    <w:abstractNumId w:val="18"/>
-  </w:num>
-  <w:num w:numId="21">
-    <w:abstractNumId w:val="22"/>
-  </w:num>
-  <w:num w:numId="22">
-    <w:abstractNumId w:val="12"/>
-  </w:num>
-  <w:num w:numId="23">
-    <w:abstractNumId w:val="10"/>
-  </w:num>
-  <w:num w:numId="24">
-    <w:abstractNumId w:val="5"/>
-  </w:num>
-  <w:num w:numId="25">
+  <w:num w:numId="34">
     <w:abstractNumId w:val="27"/>
-  </w:num>
-  <w:num w:numId="26">
-    <w:abstractNumId w:val="6"/>
-  </w:num>
-  <w:num w:numId="27">
-    <w:abstractNumId w:val="26"/>
-  </w:num>
-  <w:num w:numId="28">
-    <w:abstractNumId w:val="24"/>
-  </w:num>
-  <w:num w:numId="29">
-    <w:abstractNumId w:val="28"/>
   </w:num>
 </w:numbering>
 </file>
@@ -6025,6 +6529,31 @@
       <w:szCs w:val="22"/>
     </w:rPr>
   </w:style>
+  <w:style w:type="paragraph" w:styleId="Heading2">
+    <w:name w:val="heading 2"/>
+    <w:basedOn w:val="Normal"/>
+    <w:next w:val="Normal"/>
+    <w:link w:val="Heading2Char"/>
+    <w:uiPriority w:val="9"/>
+    <w:semiHidden/>
+    <w:unhideWhenUsed/>
+    <w:qFormat/>
+    <w:rsid w:val="00032670"/>
+    <w:pPr>
+      <w:keepNext/>
+      <w:keepLines/>
+      <w:spacing w:before="200" w:after="0"/>
+      <w:outlineLvl w:val="1"/>
+    </w:pPr>
+    <w:rPr>
+      <w:rFonts w:asciiTheme="majorHAnsi" w:eastAsiaTheme="majorEastAsia" w:hAnsiTheme="majorHAnsi" w:cstheme="majorBidi"/>
+      <w:b/>
+      <w:bCs/>
+      <w:color w:val="4F81BD" w:themeColor="accent1"/>
+      <w:sz w:val="26"/>
+      <w:szCs w:val="26"/>
+    </w:rPr>
+  </w:style>
   <w:style w:type="paragraph" w:styleId="Heading3">
     <w:name w:val="heading 3"/>
     <w:basedOn w:val="Normal"/>
@@ -6113,7 +6642,6 @@
     <w:name w:val="Normal (Web)"/>
     <w:basedOn w:val="Normal"/>
     <w:uiPriority w:val="99"/>
-    <w:semiHidden/>
     <w:unhideWhenUsed/>
     <w:qFormat/>
     <w:pPr>
@@ -6185,6 +6713,22 @@
       <w:ind w:left="720"/>
       <w:contextualSpacing/>
     </w:pPr>
+  </w:style>
+  <w:style w:type="character" w:customStyle="1" w:styleId="Heading2Char">
+    <w:name w:val="Heading 2 Char"/>
+    <w:basedOn w:val="DefaultParagraphFont"/>
+    <w:link w:val="Heading2"/>
+    <w:uiPriority w:val="9"/>
+    <w:semiHidden/>
+    <w:rsid w:val="00032670"/>
+    <w:rPr>
+      <w:rFonts w:asciiTheme="majorHAnsi" w:eastAsiaTheme="majorEastAsia" w:hAnsiTheme="majorHAnsi" w:cstheme="majorBidi"/>
+      <w:b/>
+      <w:bCs/>
+      <w:color w:val="4F81BD" w:themeColor="accent1"/>
+      <w:sz w:val="26"/>
+      <w:szCs w:val="26"/>
+    </w:rPr>
   </w:style>
 </w:styles>
 </file>
@@ -6346,6 +6890,31 @@
       <w:szCs w:val="22"/>
     </w:rPr>
   </w:style>
+  <w:style w:type="paragraph" w:styleId="Heading2">
+    <w:name w:val="heading 2"/>
+    <w:basedOn w:val="Normal"/>
+    <w:next w:val="Normal"/>
+    <w:link w:val="Heading2Char"/>
+    <w:uiPriority w:val="9"/>
+    <w:semiHidden/>
+    <w:unhideWhenUsed/>
+    <w:qFormat/>
+    <w:rsid w:val="00032670"/>
+    <w:pPr>
+      <w:keepNext/>
+      <w:keepLines/>
+      <w:spacing w:before="200" w:after="0"/>
+      <w:outlineLvl w:val="1"/>
+    </w:pPr>
+    <w:rPr>
+      <w:rFonts w:asciiTheme="majorHAnsi" w:eastAsiaTheme="majorEastAsia" w:hAnsiTheme="majorHAnsi" w:cstheme="majorBidi"/>
+      <w:b/>
+      <w:bCs/>
+      <w:color w:val="4F81BD" w:themeColor="accent1"/>
+      <w:sz w:val="26"/>
+      <w:szCs w:val="26"/>
+    </w:rPr>
+  </w:style>
   <w:style w:type="paragraph" w:styleId="Heading3">
     <w:name w:val="heading 3"/>
     <w:basedOn w:val="Normal"/>
@@ -6434,7 +7003,6 @@
     <w:name w:val="Normal (Web)"/>
     <w:basedOn w:val="Normal"/>
     <w:uiPriority w:val="99"/>
-    <w:semiHidden/>
     <w:unhideWhenUsed/>
     <w:qFormat/>
     <w:pPr>
@@ -6506,6 +7074,22 @@
       <w:ind w:left="720"/>
       <w:contextualSpacing/>
     </w:pPr>
+  </w:style>
+  <w:style w:type="character" w:customStyle="1" w:styleId="Heading2Char">
+    <w:name w:val="Heading 2 Char"/>
+    <w:basedOn w:val="DefaultParagraphFont"/>
+    <w:link w:val="Heading2"/>
+    <w:uiPriority w:val="9"/>
+    <w:semiHidden/>
+    <w:rsid w:val="00032670"/>
+    <w:rPr>
+      <w:rFonts w:asciiTheme="majorHAnsi" w:eastAsiaTheme="majorEastAsia" w:hAnsiTheme="majorHAnsi" w:cstheme="majorBidi"/>
+      <w:b/>
+      <w:bCs/>
+      <w:color w:val="4F81BD" w:themeColor="accent1"/>
+      <w:sz w:val="26"/>
+      <w:szCs w:val="26"/>
+    </w:rPr>
   </w:style>
 </w:styles>
 </file>
@@ -6800,7 +7384,7 @@
 </file>
 
 <file path=customXml/itemProps1.xml><?xml version="1.0" encoding="utf-8"?>
-<ds:datastoreItem xmlns:ds="http://schemas.openxmlformats.org/officeDocument/2006/customXml" ds:itemID="{C1513580-283E-44BE-9618-641816CE72AB}">
+<ds:datastoreItem xmlns:ds="http://schemas.openxmlformats.org/officeDocument/2006/customXml" ds:itemID="{6A53F48E-46F4-4D15-B98F-E04F47356F85}">
   <ds:schemaRefs>
     <ds:schemaRef ds:uri="http://schemas.openxmlformats.org/officeDocument/2006/bibliography"/>
   </ds:schemaRefs>
